--- a/prisma/rapport SQL-server.docx
+++ b/prisma/rapport SQL-server.docx
@@ -526,28 +526,7 @@
                                 <w:rFonts w:ascii="Algerian" w:hAnsi="Algerian"/>
                                 <w:b/>
                               </w:rPr>
-                              <w:t xml:space="preserve"> </w:t>
-                            </w:r>
-                            <w:r>
-                              <w:rPr>
-                                <w:rFonts w:ascii="Algerian" w:hAnsi="Algerian"/>
-                                <w:b/>
-                              </w:rPr>
-                              <w:t>-</w:t>
-                            </w:r>
-                            <w:r>
-                              <w:rPr>
-                                <w:rFonts w:ascii="Algerian" w:hAnsi="Algerian"/>
-                                <w:b/>
-                              </w:rPr>
-                              <w:t xml:space="preserve"> </w:t>
-                            </w:r>
-                            <w:r>
-                              <w:rPr>
-                                <w:rFonts w:ascii="Algerian" w:hAnsi="Algerian"/>
-                                <w:b/>
-                              </w:rPr>
-                              <w:t>PATRIE</w:t>
+                              <w:t xml:space="preserve"> - PATRIE</w:t>
                             </w:r>
                           </w:p>
                         </w:txbxContent>
@@ -567,7 +546,7 @@
               </wp:anchor>
             </w:drawing>
           </mc:Choice>
-          <mc:Fallback xmlns:cx="http://schemas.microsoft.com/office/drawing/2014/chartex" xmlns:cx1="http://schemas.microsoft.com/office/drawing/2015/9/8/chartex" xmlns:w16se="http://schemas.microsoft.com/office/word/2015/wordml/symex">
+          <mc:Fallback>
             <w:pict>
               <v:shape id="Zone de texte 36" o:spid="_x0000_s1027" type="#_x0000_t202" style="position:absolute;margin-left:316.95pt;margin-top:-20.1pt;width:164.7pt;height:53.45pt;z-index:251662336;visibility:visible;mso-wrap-style:square;mso-width-percent:0;mso-wrap-distance-left:9pt;mso-wrap-distance-top:0;mso-wrap-distance-right:9pt;mso-wrap-distance-bottom:0;mso-position-horizontal:absolute;mso-position-horizontal-relative:text;mso-position-vertical:absolute;mso-position-vertical-relative:text;mso-width-percent:0;mso-width-relative:margin;v-text-anchor:top" o:gfxdata="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" fillcolor="white [3201]" strokecolor="white [3212]" strokeweight=".5pt">
                 <v:textbox>
@@ -585,42 +564,7 @@
                           <w:rFonts w:ascii="Algerian" w:hAnsi="Algerian"/>
                           <w:b/>
                         </w:rPr>
-                        <w:t xml:space="preserve">REPUBLIQUE TOGOLAISE TRAvAIL – </w:t>
-                      </w:r>
-                      <w:r>
-                        <w:rPr>
-                          <w:rFonts w:ascii="Algerian" w:hAnsi="Algerian"/>
-                          <w:b/>
-                        </w:rPr>
-                        <w:t>LIBERTé</w:t>
-                      </w:r>
-                      <w:r>
-                        <w:rPr>
-                          <w:rFonts w:ascii="Algerian" w:hAnsi="Algerian"/>
-                          <w:b/>
-                        </w:rPr>
-                        <w:t xml:space="preserve"> </w:t>
-                      </w:r>
-                      <w:r>
-                        <w:rPr>
-                          <w:rFonts w:ascii="Algerian" w:hAnsi="Algerian"/>
-                          <w:b/>
-                        </w:rPr>
-                        <w:t>-</w:t>
-                      </w:r>
-                      <w:r>
-                        <w:rPr>
-                          <w:rFonts w:ascii="Algerian" w:hAnsi="Algerian"/>
-                          <w:b/>
-                        </w:rPr>
-                        <w:t xml:space="preserve"> </w:t>
-                      </w:r>
-                      <w:r>
-                        <w:rPr>
-                          <w:rFonts w:ascii="Algerian" w:hAnsi="Algerian"/>
-                          <w:b/>
-                        </w:rPr>
-                        <w:t>PATRIE</w:t>
+                        <w:t>REPUBLIQUE TOGOLAISE TRAvAIL – LIBERTé - PATRIE</w:t>
                       </w:r>
                     </w:p>
                   </w:txbxContent>
@@ -714,7 +658,7 @@
               </wp:anchor>
             </w:drawing>
           </mc:Choice>
-          <mc:Fallback xmlns:cx="http://schemas.microsoft.com/office/drawing/2014/chartex" xmlns:cx1="http://schemas.microsoft.com/office/drawing/2015/9/8/chartex" xmlns:w16se="http://schemas.microsoft.com/office/word/2015/wordml/symex">
+          <mc:Fallback>
             <w:pict>
               <v:shape id="Zone de texte 43" o:spid="_x0000_s1028" type="#_x0000_t202" style="position:absolute;margin-left:313.7pt;margin-top:544.4pt;width:147.8pt;height:28.9pt;z-index:251672576;visibility:visible;mso-wrap-style:square;mso-width-percent:0;mso-height-percent:0;mso-wrap-distance-left:9pt;mso-wrap-distance-top:0;mso-wrap-distance-right:9pt;mso-wrap-distance-bottom:0;mso-position-horizontal:absolute;mso-position-horizontal-relative:text;mso-position-vertical:absolute;mso-position-vertical-relative:text;mso-width-percent:0;mso-height-percent:0;mso-width-relative:margin;mso-height-relative:margin;v-text-anchor:top" o:gfxdata="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" fillcolor="white [3201]" strokecolor="white [3212]" strokeweight=".5pt">
                 <v:textbox>
@@ -845,7 +789,7 @@
               </wp:anchor>
             </w:drawing>
           </mc:Choice>
-          <mc:Fallback xmlns:cx="http://schemas.microsoft.com/office/drawing/2014/chartex" xmlns:cx1="http://schemas.microsoft.com/office/drawing/2015/9/8/chartex" xmlns:w16se="http://schemas.microsoft.com/office/word/2015/wordml/symex">
+          <mc:Fallback>
             <w:pict>
               <v:shape id="Zone de texte 45" o:spid="_x0000_s1029" type="#_x0000_t202" style="position:absolute;margin-left:315.9pt;margin-top:512.15pt;width:158.2pt;height:27.25pt;z-index:251674624;visibility:visible;mso-wrap-style:square;mso-width-percent:0;mso-height-percent:0;mso-wrap-distance-left:9pt;mso-wrap-distance-top:0;mso-wrap-distance-right:9pt;mso-wrap-distance-bottom:0;mso-position-horizontal:absolute;mso-position-horizontal-relative:margin;mso-position-vertical:absolute;mso-position-vertical-relative:text;mso-width-percent:0;mso-height-percent:0;mso-width-relative:margin;mso-height-relative:margin;v-text-anchor:top" o:gfxdata="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" fillcolor="white [3201]" stroked="f" strokeweight=".5pt">
                 <v:textbox>
@@ -982,7 +926,7 @@
               </wp:anchor>
             </w:drawing>
           </mc:Choice>
-          <mc:Fallback xmlns:cx="http://schemas.microsoft.com/office/drawing/2014/chartex" xmlns:cx1="http://schemas.microsoft.com/office/drawing/2015/9/8/chartex" xmlns:w16se="http://schemas.microsoft.com/office/word/2015/wordml/symex">
+          <mc:Fallback>
             <w:pict>
               <v:shape id="Zone de texte 44" o:spid="_x0000_s1030" type="#_x0000_t202" style="position:absolute;margin-left:-20.1pt;margin-top:511.65pt;width:128.7pt;height:30.55pt;z-index:251673600;visibility:visible;mso-wrap-style:square;mso-width-percent:0;mso-height-percent:0;mso-wrap-distance-left:9pt;mso-wrap-distance-top:0;mso-wrap-distance-right:9pt;mso-wrap-distance-bottom:0;mso-position-horizontal:absolute;mso-position-horizontal-relative:margin;mso-position-vertical:absolute;mso-position-vertical-relative:text;mso-width-percent:0;mso-height-percent:0;mso-width-relative:margin;mso-height-relative:margin;v-text-anchor:top" o:gfxdata="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" fillcolor="white [3201]" strokecolor="white [3212]" strokeweight=".5pt">
                 <v:textbox>
@@ -1000,28 +944,13 @@
                           <w:sz w:val="32"/>
                           <w:szCs w:val="32"/>
                         </w:rPr>
-                        <w:t>Rédigé par:</w:t>
-                      </w:r>
-                      <w:r>
-                        <w:rPr>
-                          <w:rFonts w:ascii="Times New Roman" w:hAnsi="Times New Roman" w:cs="Times New Roman"/>
-                          <w:b/>
-                          <w:sz w:val="32"/>
-                          <w:szCs w:val="32"/>
-                        </w:rPr>
-                        <w:t xml:space="preserve">     </w:t>
+                        <w:t xml:space="preserve">Rédigé par:     </w:t>
                       </w:r>
                       <w:r>
                         <w:rPr>
                           <w:b/>
                         </w:rPr>
-                        <w:t xml:space="preserve">                                                                                                           </w:t>
-                      </w:r>
-                      <w:r>
-                        <w:rPr>
-                          <w:b/>
-                        </w:rPr>
-                        <w:t xml:space="preserve"> </w:t>
+                        <w:t xml:space="preserve">                                                                                                            </w:t>
                       </w:r>
                     </w:p>
                     <w:p/>
@@ -1160,7 +1089,7 @@
               </wp:anchor>
             </w:drawing>
           </mc:Choice>
-          <mc:Fallback xmlns:cx="http://schemas.microsoft.com/office/drawing/2014/chartex" xmlns:cx1="http://schemas.microsoft.com/office/drawing/2015/9/8/chartex" xmlns:w16se="http://schemas.microsoft.com/office/word/2015/wordml/symex">
+          <mc:Fallback>
             <w:pict>
               <v:roundrect id="Rectangle à coins arrondis 42" o:spid="_x0000_s1031" style="position:absolute;margin-left:57.3pt;margin-top:385.15pt;width:406.9pt;height:92.75pt;z-index:251671552;visibility:visible;mso-wrap-style:square;mso-width-percent:0;mso-wrap-distance-left:9pt;mso-wrap-distance-top:0;mso-wrap-distance-right:9pt;mso-wrap-distance-bottom:0;mso-position-horizontal:absolute;mso-position-horizontal-relative:text;mso-position-vertical:absolute;mso-position-vertical-relative:text;mso-width-percent:0;mso-width-relative:margin;v-text-anchor:middle" arcsize="10923f" o:gfxdata="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" fillcolor="#fff2cc [663]" strokecolor="#823b0b [1605]" strokeweight="1pt">
                 <v:stroke joinstyle="miter"/>
@@ -1306,7 +1235,7 @@
               </wp:anchor>
             </w:drawing>
           </mc:Choice>
-          <mc:Fallback xmlns:cx="http://schemas.microsoft.com/office/drawing/2014/chartex" xmlns:cx1="http://schemas.microsoft.com/office/drawing/2015/9/8/chartex" xmlns:w16se="http://schemas.microsoft.com/office/word/2015/wordml/symex">
+          <mc:Fallback>
             <w:pict>
               <v:shape id="Zone de texte 41" o:spid="_x0000_s1032" type="#_x0000_t202" style="position:absolute;margin-left:141.9pt;margin-top:332.8pt;width:169.65pt;height:25.65pt;z-index:251670528;visibility:visible;mso-wrap-style:square;mso-height-percent:0;mso-wrap-distance-left:9pt;mso-wrap-distance-top:0;mso-wrap-distance-right:9pt;mso-wrap-distance-bottom:0;mso-position-horizontal:absolute;mso-position-horizontal-relative:text;mso-position-vertical:absolute;mso-position-vertical-relative:text;mso-height-percent:0;mso-height-relative:margin;v-text-anchor:top" o:gfxdata="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" fillcolor="white [3201]" strokecolor="white [3212]" strokeweight=".5pt">
                 <v:textbox>
@@ -1353,287 +1282,7 @@
         <mc:AlternateContent>
           <mc:Choice Requires="wps">
             <w:drawing>
-              <wp:anchor distT="0" distB="0" distL="114300" distR="114300" simplePos="0" relativeHeight="251667456" behindDoc="0" locked="0" layoutInCell="1" allowOverlap="1">
-                <wp:simplePos x="0" y="0"/>
-                <wp:positionH relativeFrom="column">
-                  <wp:posOffset>1621674</wp:posOffset>
-                </wp:positionH>
-                <wp:positionV relativeFrom="paragraph">
-                  <wp:posOffset>3152602</wp:posOffset>
-                </wp:positionV>
-                <wp:extent cx="4038600" cy="858982"/>
-                <wp:effectExtent l="0" t="0" r="19050" b="17780"/>
-                <wp:wrapNone/>
-                <wp:docPr id="40" name="Zone de texte 40"/>
-                <wp:cNvGraphicFramePr/>
-                <a:graphic xmlns:a="http://schemas.openxmlformats.org/drawingml/2006/main">
-                  <a:graphicData uri="http://schemas.microsoft.com/office/word/2010/wordprocessingShape">
-                    <wps:wsp>
-                      <wps:cNvSpPr txBox="1"/>
-                      <wps:spPr>
-                        <a:xfrm>
-                          <a:off x="0" y="0"/>
-                          <a:ext cx="4038600" cy="858982"/>
-                        </a:xfrm>
-                        <a:prstGeom prst="rect">
-                          <a:avLst/>
-                        </a:prstGeom>
-                        <a:solidFill>
-                          <a:schemeClr val="lt1"/>
-                        </a:solidFill>
-                        <a:ln w="6350">
-                          <a:solidFill>
-                            <a:schemeClr val="bg1"/>
-                          </a:solidFill>
-                        </a:ln>
-                      </wps:spPr>
-                      <wps:txbx>
-                        <w:txbxContent>
-                          <w:p>
-                            <w:r>
-                              <w:rPr>
-                                <w:b/>
-                                <w:color w:val="000000" w:themeColor="text1"/>
-                                <w:u w:val="single"/>
-                              </w:rPr>
-                              <w:t>Domaine</w:t>
-                            </w:r>
-                            <w:r>
-                              <w:rPr>
-                                <w:b/>
-                                <w:color w:val="000000" w:themeColor="text1"/>
-                              </w:rPr>
-                              <w:t xml:space="preserve"> </w:t>
-                            </w:r>
-                            <w:proofErr w:type="gramStart"/>
-                            <w:r>
-                              <w:rPr>
-                                <w:b/>
-                                <w:color w:val="000000" w:themeColor="text1"/>
-                              </w:rPr>
-                              <w:t>:</w:t>
-                            </w:r>
-                            <w:r>
-                              <w:t xml:space="preserve"> </w:t>
-                            </w:r>
-                            <w:r>
-                              <w:t xml:space="preserve"> </w:t>
-                            </w:r>
-                            <w:r>
-                              <w:t>Sciences</w:t>
-                            </w:r>
-                            <w:proofErr w:type="gramEnd"/>
-                            <w:r>
-                              <w:t xml:space="preserve"> de l’Ingénieur                                              </w:t>
-                            </w:r>
-                            <w:r>
-                              <w:rPr>
-                                <w:b/>
-                                <w:u w:val="single"/>
-                              </w:rPr>
-                              <w:t>Mention</w:t>
-                            </w:r>
-                            <w:r>
-                              <w:rPr>
-                                <w:b/>
-                              </w:rPr>
-                              <w:t xml:space="preserve"> :</w:t>
-                            </w:r>
-                            <w:r>
-                              <w:t xml:space="preserve"> </w:t>
-                            </w:r>
-                            <w:r>
-                              <w:t xml:space="preserve"> Informatique Réseaux et Télécommunication       </w:t>
-                            </w:r>
-                            <w:r>
-                              <w:rPr>
-                                <w:b/>
-                                <w:u w:val="single"/>
-                              </w:rPr>
-                              <w:t xml:space="preserve">Spécialité </w:t>
-                            </w:r>
-                            <w:r>
-                              <w:rPr>
-                                <w:b/>
-                              </w:rPr>
-                              <w:t>:</w:t>
-                            </w:r>
-                            <w:r>
-                              <w:t xml:space="preserve"> </w:t>
-                            </w:r>
-                            <w:r>
-                              <w:t xml:space="preserve"> </w:t>
-                            </w:r>
-                            <w:r>
-                              <w:t xml:space="preserve">AL   &amp; SRS                                                                                          </w:t>
-                            </w:r>
-                            <w:r>
-                              <w:rPr>
-                                <w:b/>
-                                <w:u w:val="single"/>
-                              </w:rPr>
-                              <w:t xml:space="preserve">Niveau </w:t>
-                            </w:r>
-                            <w:r>
-                              <w:rPr>
-                                <w:b/>
-                              </w:rPr>
-                              <w:t>:</w:t>
-                            </w:r>
-                            <w:r>
-                              <w:t xml:space="preserve"> </w:t>
-                            </w:r>
-                            <w:r>
-                              <w:t xml:space="preserve"> </w:t>
-                            </w:r>
-                            <w:r>
-                              <w:t>LICENCE 3 IRT</w:t>
-                            </w:r>
-                          </w:p>
-                        </w:txbxContent>
-                      </wps:txbx>
-                      <wps:bodyPr rot="0" spcFirstLastPara="0" vertOverflow="overflow" horzOverflow="overflow" vert="horz" wrap="square" lIns="91440" tIns="45720" rIns="91440" bIns="45720" numCol="1" spcCol="0" rtlCol="0" fromWordArt="0" anchor="t" anchorCtr="0" forceAA="0" compatLnSpc="1">
-                        <a:prstTxWarp prst="textNoShape">
-                          <a:avLst/>
-                        </a:prstTxWarp>
-                        <a:noAutofit/>
-                      </wps:bodyPr>
-                    </wps:wsp>
-                  </a:graphicData>
-                </a:graphic>
-                <wp14:sizeRelH relativeFrom="margin">
-                  <wp14:pctWidth>0</wp14:pctWidth>
-                </wp14:sizeRelH>
-                <wp14:sizeRelV relativeFrom="margin">
-                  <wp14:pctHeight>0</wp14:pctHeight>
-                </wp14:sizeRelV>
-              </wp:anchor>
-            </w:drawing>
-          </mc:Choice>
-          <mc:Fallback xmlns:cx="http://schemas.microsoft.com/office/drawing/2014/chartex" xmlns:cx1="http://schemas.microsoft.com/office/drawing/2015/9/8/chartex" xmlns:w16se="http://schemas.microsoft.com/office/word/2015/wordml/symex">
-            <w:pict>
-              <v:shape id="Zone de texte 40" o:spid="_x0000_s1033" type="#_x0000_t202" style="position:absolute;margin-left:127.7pt;margin-top:248.25pt;width:318pt;height:67.65pt;z-index:251667456;visibility:visible;mso-wrap-style:square;mso-width-percent:0;mso-height-percent:0;mso-wrap-distance-left:9pt;mso-wrap-distance-top:0;mso-wrap-distance-right:9pt;mso-wrap-distance-bottom:0;mso-position-horizontal:absolute;mso-position-horizontal-relative:text;mso-position-vertical:absolute;mso-position-vertical-relative:text;mso-width-percent:0;mso-height-percent:0;mso-width-relative:margin;mso-height-relative:margin;v-text-anchor:top" o:gfxdata="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" fillcolor="white [3201]" strokecolor="white [3212]" strokeweight=".5pt">
-                <v:textbox>
-                  <w:txbxContent>
-                    <w:p>
-                      <w:r>
-                        <w:rPr>
-                          <w:b/>
-                          <w:color w:val="000000" w:themeColor="text1"/>
-                          <w:u w:val="single"/>
-                        </w:rPr>
-                        <w:t>Domaine</w:t>
-                      </w:r>
-                      <w:r>
-                        <w:rPr>
-                          <w:b/>
-                          <w:color w:val="000000" w:themeColor="text1"/>
-                        </w:rPr>
-                        <w:t xml:space="preserve"> :</w:t>
-                      </w:r>
-                      <w:r>
-                        <w:t xml:space="preserve"> </w:t>
-                      </w:r>
-                      <w:r>
-                        <w:t xml:space="preserve"> </w:t>
-                      </w:r>
-                      <w:r>
-                        <w:t xml:space="preserve">Sciences de l’Ingénieur </w:t>
-                      </w:r>
-                      <w:r>
-                        <w:t xml:space="preserve">                                             </w:t>
-                      </w:r>
-                      <w:r>
-                        <w:rPr>
-                          <w:b/>
-                          <w:u w:val="single"/>
-                        </w:rPr>
-                        <w:t>Mention</w:t>
-                      </w:r>
-                      <w:r>
-                        <w:rPr>
-                          <w:b/>
-                        </w:rPr>
-                        <w:t xml:space="preserve"> :</w:t>
-                      </w:r>
-                      <w:r>
-                        <w:t xml:space="preserve"> </w:t>
-                      </w:r>
-                      <w:r>
-                        <w:t xml:space="preserve"> Informatique Réseaux et Télécommunication </w:t>
-                      </w:r>
-                      <w:r>
-                        <w:t xml:space="preserve">      </w:t>
-                      </w:r>
-                      <w:r>
-                        <w:rPr>
-                          <w:b/>
-                          <w:u w:val="single"/>
-                        </w:rPr>
-                        <w:t xml:space="preserve">Spécialité </w:t>
-                      </w:r>
-                      <w:r>
-                        <w:rPr>
-                          <w:b/>
-                        </w:rPr>
-                        <w:t>:</w:t>
-                      </w:r>
-                      <w:r>
-                        <w:t xml:space="preserve"> </w:t>
-                      </w:r>
-                      <w:r>
-                        <w:t xml:space="preserve"> </w:t>
-                      </w:r>
-                      <w:r>
-                        <w:t xml:space="preserve">AL </w:t>
-                      </w:r>
-                      <w:r>
-                        <w:t xml:space="preserve">  &amp; SRS                                                                          </w:t>
-                      </w:r>
-                      <w:bookmarkStart w:id="1" w:name="_GoBack"/>
-                      <w:bookmarkEnd w:id="1"/>
-                      <w:r>
-                        <w:t xml:space="preserve">                </w:t>
-                      </w:r>
-                      <w:r>
-                        <w:rPr>
-                          <w:b/>
-                          <w:u w:val="single"/>
-                        </w:rPr>
-                        <w:t xml:space="preserve">Niveau </w:t>
-                      </w:r>
-                      <w:r>
-                        <w:rPr>
-                          <w:b/>
-                        </w:rPr>
-                        <w:t>:</w:t>
-                      </w:r>
-                      <w:r>
-                        <w:t xml:space="preserve"> </w:t>
-                      </w:r>
-                      <w:r>
-                        <w:t xml:space="preserve"> </w:t>
-                      </w:r>
-                      <w:r>
-                        <w:t>LICENCE 3 IRT</w:t>
-                      </w:r>
-                    </w:p>
-                  </w:txbxContent>
-                </v:textbox>
-              </v:shape>
-            </w:pict>
-          </mc:Fallback>
-        </mc:AlternateContent>
-      </w:r>
-      <w:r>
-        <w:rPr>
-          <w:noProof/>
-          <w:lang w:eastAsia="fr-FR"/>
-        </w:rPr>
-        <mc:AlternateContent>
-          <mc:Choice Requires="wps">
-            <w:drawing>
-              <wp:anchor distT="0" distB="0" distL="114300" distR="114300" simplePos="0" relativeHeight="251666432" behindDoc="0" locked="0" layoutInCell="1" allowOverlap="1" wp14:anchorId="21D14E1E" wp14:editId="75AE9DE0">
+              <wp:anchor distT="0" distB="0" distL="114300" distR="114300" simplePos="0" relativeHeight="251666432" behindDoc="0" locked="0" layoutInCell="1" allowOverlap="1" wp14:anchorId="61662041" wp14:editId="25F05055">
                 <wp:simplePos x="0" y="0"/>
                 <wp:positionH relativeFrom="column">
                   <wp:posOffset>-68522</wp:posOffset>
@@ -1725,9 +1374,9 @@
               </wp:anchor>
             </w:drawing>
           </mc:Choice>
-          <mc:Fallback xmlns:cx="http://schemas.microsoft.com/office/drawing/2014/chartex" xmlns:cx1="http://schemas.microsoft.com/office/drawing/2015/9/8/chartex" xmlns:w16se="http://schemas.microsoft.com/office/word/2015/wordml/symex">
+          <mc:Fallback>
             <w:pict>
-              <v:rect w14:anchorId="21D14E1E" id="Rectangle 39" o:spid="_x0000_s1034" style="position:absolute;margin-left:-5.4pt;margin-top:187.15pt;width:483.8pt;height:44.2pt;z-index:251666432;visibility:visible;mso-wrap-style:square;mso-width-percent:0;mso-height-percent:0;mso-wrap-distance-left:9pt;mso-wrap-distance-top:0;mso-wrap-distance-right:9pt;mso-wrap-distance-bottom:0;mso-position-horizontal:absolute;mso-position-horizontal-relative:text;mso-position-vertical:absolute;mso-position-vertical-relative:text;mso-width-percent:0;mso-height-percent:0;mso-width-relative:margin;mso-height-relative:margin;v-text-anchor:top" o:gfxdata="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" filled="f" stroked="f">
+              <v:rect w14:anchorId="61662041" id="Rectangle 39" o:spid="_x0000_s1033" style="position:absolute;margin-left:-5.4pt;margin-top:187.15pt;width:483.8pt;height:44.2pt;z-index:251666432;visibility:visible;mso-wrap-style:square;mso-width-percent:0;mso-height-percent:0;mso-wrap-distance-left:9pt;mso-wrap-distance-top:0;mso-wrap-distance-right:9pt;mso-wrap-distance-bottom:0;mso-position-horizontal:absolute;mso-position-horizontal-relative:text;mso-position-vertical:absolute;mso-position-vertical-relative:text;mso-width-percent:0;mso-height-percent:0;mso-width-relative:margin;mso-height-relative:margin;v-text-anchor:top" o:gfxdata="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" filled="f" stroked="f">
                 <v:textbox inset="0,0,0,0">
                   <w:txbxContent>
                     <w:p>
@@ -1766,16 +1415,7 @@
                           <w:sz w:val="48"/>
                           <w:u w:val="single"/>
                         </w:rPr>
-                        <w:t xml:space="preserve">DE </w:t>
-                      </w:r>
-                      <w:r>
-                        <w:rPr>
-                          <w:rFonts w:ascii="Times New Roman" w:eastAsia="Times New Roman" w:hAnsi="Times New Roman" w:cs="Times New Roman"/>
-                          <w:w w:val="95"/>
-                          <w:sz w:val="48"/>
-                          <w:u w:val="single"/>
-                        </w:rPr>
-                        <w:t>TP</w:t>
+                        <w:t>DE TP</w:t>
                       </w:r>
                     </w:p>
                     <w:p>
@@ -1796,7 +1436,7 @@
           <w:lang w:eastAsia="fr-FR"/>
         </w:rPr>
         <w:drawing>
-          <wp:anchor distT="0" distB="0" distL="114300" distR="114300" simplePos="0" relativeHeight="251664384" behindDoc="0" locked="0" layoutInCell="1" allowOverlap="1" wp14:anchorId="1F46E56E" wp14:editId="7DDC65C1">
+          <wp:anchor distT="0" distB="0" distL="114300" distR="114300" simplePos="0" relativeHeight="251664384" behindDoc="0" locked="0" layoutInCell="1" allowOverlap="1" wp14:anchorId="0F4683E1" wp14:editId="1F3E0EA8">
             <wp:simplePos x="0" y="0"/>
             <wp:positionH relativeFrom="column">
               <wp:posOffset>1530292</wp:posOffset>
@@ -1845,7 +1485,7 @@
         <mc:AlternateContent>
           <mc:Choice Requires="wps">
             <w:drawing>
-              <wp:anchor distT="0" distB="0" distL="114300" distR="114300" simplePos="0" relativeHeight="251661312" behindDoc="0" locked="0" layoutInCell="1" allowOverlap="1">
+              <wp:anchor distT="0" distB="0" distL="114300" distR="114300" simplePos="0" relativeHeight="251661312" behindDoc="0" locked="0" layoutInCell="1" allowOverlap="1" wp14:anchorId="2AC4F430" wp14:editId="60D88EE8">
                 <wp:simplePos x="0" y="0"/>
                 <wp:positionH relativeFrom="column">
                   <wp:posOffset>-345612</wp:posOffset>
@@ -1914,9 +1554,9 @@
               </wp:anchor>
             </w:drawing>
           </mc:Choice>
-          <mc:Fallback xmlns:cx="http://schemas.microsoft.com/office/drawing/2014/chartex" xmlns:cx1="http://schemas.microsoft.com/office/drawing/2015/9/8/chartex" xmlns:w16se="http://schemas.microsoft.com/office/word/2015/wordml/symex">
+          <mc:Fallback>
             <w:pict>
-              <v:shape id="Zone de texte 35" o:spid="_x0000_s1035" type="#_x0000_t202" style="position:absolute;margin-left:-27.2pt;margin-top:-15.2pt;width:193.1pt;height:1in;z-index:251661312;visibility:visible;mso-wrap-style:square;mso-width-percent:0;mso-wrap-distance-left:9pt;mso-wrap-distance-top:0;mso-wrap-distance-right:9pt;mso-wrap-distance-bottom:0;mso-position-horizontal:absolute;mso-position-horizontal-relative:text;mso-position-vertical:absolute;mso-position-vertical-relative:text;mso-width-percent:0;mso-width-relative:margin;v-text-anchor:top" o:gfxdata="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" fillcolor="white [3212]" strokecolor="white [3212]" strokeweight=".5pt">
+              <v:shape w14:anchorId="2AC4F430" id="Zone de texte 35" o:spid="_x0000_s1034" type="#_x0000_t202" style="position:absolute;margin-left:-27.2pt;margin-top:-15.2pt;width:193.1pt;height:1in;z-index:251661312;visibility:visible;mso-wrap-style:square;mso-width-percent:0;mso-wrap-distance-left:9pt;mso-wrap-distance-top:0;mso-wrap-distance-right:9pt;mso-wrap-distance-bottom:0;mso-position-horizontal:absolute;mso-position-horizontal-relative:text;mso-position-vertical:absolute;mso-position-vertical-relative:text;mso-width-percent:0;mso-width-relative:margin;v-text-anchor:top" o:gfxdata="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" fillcolor="white [3212]" strokecolor="white [3212]" strokeweight=".5pt">
                 <v:textbox>
                   <w:txbxContent>
                     <w:p>
@@ -1942,11 +1582,331 @@
           </mc:Fallback>
         </mc:AlternateContent>
       </w:r>
+      <w:proofErr w:type="gramStart"/>
+      <w:r>
+        <w:t>q</w:t>
+      </w:r>
+      <w:proofErr w:type="gramEnd"/>
+    </w:p>
+    <w:p/>
+    <w:p/>
+    <w:p/>
+    <w:p/>
+    <w:p/>
+    <w:p/>
+    <w:p/>
+    <w:p/>
+    <w:p/>
+    <w:p/>
+    <w:p>
+      <w:r>
+        <w:rPr>
+          <w:noProof/>
+          <w:lang w:eastAsia="fr-FR"/>
+        </w:rPr>
+        <mc:AlternateContent>
+          <mc:Choice Requires="wps">
+            <w:drawing>
+              <wp:anchor distT="0" distB="0" distL="114300" distR="114300" simplePos="0" relativeHeight="251667456" behindDoc="0" locked="0" layoutInCell="1" allowOverlap="1" wp14:anchorId="652739B0" wp14:editId="2CDD0807">
+                <wp:simplePos x="0" y="0"/>
+                <wp:positionH relativeFrom="column">
+                  <wp:posOffset>1621097</wp:posOffset>
+                </wp:positionH>
+                <wp:positionV relativeFrom="paragraph">
+                  <wp:posOffset>10275</wp:posOffset>
+                </wp:positionV>
+                <wp:extent cx="4038600" cy="1163782"/>
+                <wp:effectExtent l="0" t="0" r="19050" b="17780"/>
+                <wp:wrapNone/>
+                <wp:docPr id="40" name="Zone de texte 40"/>
+                <wp:cNvGraphicFramePr/>
+                <a:graphic xmlns:a="http://schemas.openxmlformats.org/drawingml/2006/main">
+                  <a:graphicData uri="http://schemas.microsoft.com/office/word/2010/wordprocessingShape">
+                    <wps:wsp>
+                      <wps:cNvSpPr txBox="1"/>
+                      <wps:spPr>
+                        <a:xfrm>
+                          <a:off x="0" y="0"/>
+                          <a:ext cx="4038600" cy="1163782"/>
+                        </a:xfrm>
+                        <a:prstGeom prst="rect">
+                          <a:avLst/>
+                        </a:prstGeom>
+                        <a:solidFill>
+                          <a:schemeClr val="lt1"/>
+                        </a:solidFill>
+                        <a:ln w="6350">
+                          <a:solidFill>
+                            <a:schemeClr val="bg1"/>
+                          </a:solidFill>
+                        </a:ln>
+                      </wps:spPr>
+                      <wps:txbx>
+                        <w:txbxContent>
+                          <w:p>
+                            <w:pPr>
+                              <w:spacing w:after="120"/>
+                            </w:pPr>
+                            <w:r>
+                              <w:rPr>
+                                <w:b/>
+                                <w:color w:val="000000" w:themeColor="text1"/>
+                                <w:u w:val="single"/>
+                              </w:rPr>
+                              <w:t>Domaine</w:t>
+                            </w:r>
+                            <w:r>
+                              <w:rPr>
+                                <w:b/>
+                                <w:color w:val="000000" w:themeColor="text1"/>
+                              </w:rPr>
+                              <w:t xml:space="preserve"> </w:t>
+                            </w:r>
+                            <w:proofErr w:type="gramStart"/>
+                            <w:r>
+                              <w:rPr>
+                                <w:b/>
+                                <w:color w:val="000000" w:themeColor="text1"/>
+                              </w:rPr>
+                              <w:t>:</w:t>
+                            </w:r>
+                            <w:r>
+                              <w:t xml:space="preserve">  Sciences</w:t>
+                            </w:r>
+                            <w:proofErr w:type="gramEnd"/>
+                            <w:r>
+                              <w:t xml:space="preserve"> de l’Ingénieur                                              </w:t>
+                            </w:r>
+                            <w:r>
+                              <w:rPr>
+                                <w:b/>
+                                <w:u w:val="single"/>
+                              </w:rPr>
+                              <w:t>Mention</w:t>
+                            </w:r>
+                            <w:r>
+                              <w:rPr>
+                                <w:b/>
+                              </w:rPr>
+                              <w:t xml:space="preserve"> :</w:t>
+                            </w:r>
+                            <w:r>
+                              <w:t xml:space="preserve">  Informatique Réseaux et Télécommunication       </w:t>
+                            </w:r>
+                            <w:r>
+                              <w:rPr>
+                                <w:b/>
+                                <w:u w:val="single"/>
+                              </w:rPr>
+                              <w:t xml:space="preserve">Spécialité </w:t>
+                            </w:r>
+                            <w:r>
+                              <w:rPr>
+                                <w:b/>
+                              </w:rPr>
+                              <w:t>:</w:t>
+                            </w:r>
+                            <w:r>
+                              <w:t xml:space="preserve">  AL   &amp; SRS                                                                                          </w:t>
+                            </w:r>
+                            <w:r>
+                              <w:rPr>
+                                <w:b/>
+                                <w:u w:val="single"/>
+                              </w:rPr>
+                              <w:t xml:space="preserve">Niveau </w:t>
+                            </w:r>
+                            <w:r>
+                              <w:rPr>
+                                <w:b/>
+                              </w:rPr>
+                              <w:t>:</w:t>
+                            </w:r>
+                            <w:r>
+                              <w:t xml:space="preserve">  LICENCE 3 IRT</w:t>
+                            </w:r>
+                          </w:p>
+                          <w:p>
+                            <w:pPr>
+                              <w:rPr>
+                                <w:b/>
+                                <w:sz w:val="20"/>
+                              </w:rPr>
+                            </w:pPr>
+                            <w:r>
+                              <w:rPr>
+                                <w:b/>
+                                <w:sz w:val="20"/>
+                                <w:u w:val="single"/>
+                              </w:rPr>
+                              <w:t>GROUPE :</w:t>
+                            </w:r>
+                            <w:r>
+                              <w:rPr>
+                                <w:b/>
+                                <w:sz w:val="20"/>
+                              </w:rPr>
+                              <w:t xml:space="preserve"> 4</w:t>
+                            </w:r>
+                          </w:p>
+                          <w:p>
+                            <w:r>
+                              <w:br/>
+                            </w:r>
+                            <w:r>
+                              <w:br/>
+                            </w:r>
+                          </w:p>
+                          <w:p/>
+                        </w:txbxContent>
+                      </wps:txbx>
+                      <wps:bodyPr rot="0" spcFirstLastPara="0" vertOverflow="overflow" horzOverflow="overflow" vert="horz" wrap="square" lIns="91440" tIns="45720" rIns="91440" bIns="45720" numCol="1" spcCol="0" rtlCol="0" fromWordArt="0" anchor="t" anchorCtr="0" forceAA="0" compatLnSpc="1">
+                        <a:prstTxWarp prst="textNoShape">
+                          <a:avLst/>
+                        </a:prstTxWarp>
+                        <a:noAutofit/>
+                      </wps:bodyPr>
+                    </wps:wsp>
+                  </a:graphicData>
+                </a:graphic>
+                <wp14:sizeRelH relativeFrom="margin">
+                  <wp14:pctWidth>0</wp14:pctWidth>
+                </wp14:sizeRelH>
+                <wp14:sizeRelV relativeFrom="margin">
+                  <wp14:pctHeight>0</wp14:pctHeight>
+                </wp14:sizeRelV>
+              </wp:anchor>
+            </w:drawing>
+          </mc:Choice>
+          <mc:Fallback>
+            <w:pict>
+              <v:shape w14:anchorId="652739B0" id="Zone de texte 40" o:spid="_x0000_s1035" type="#_x0000_t202" style="position:absolute;margin-left:127.65pt;margin-top:.8pt;width:318pt;height:91.65pt;z-index:251667456;visibility:visible;mso-wrap-style:square;mso-width-percent:0;mso-height-percent:0;mso-wrap-distance-left:9pt;mso-wrap-distance-top:0;mso-wrap-distance-right:9pt;mso-wrap-distance-bottom:0;mso-position-horizontal:absolute;mso-position-horizontal-relative:text;mso-position-vertical:absolute;mso-position-vertical-relative:text;mso-width-percent:0;mso-height-percent:0;mso-width-relative:margin;mso-height-relative:margin;v-text-anchor:top" o:gfxdata="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" fillcolor="white [3201]" strokecolor="white [3212]" strokeweight=".5pt">
+                <v:textbox>
+                  <w:txbxContent>
+                    <w:p>
+                      <w:pPr>
+                        <w:spacing w:after="120"/>
+                      </w:pPr>
+                      <w:r>
+                        <w:rPr>
+                          <w:b/>
+                          <w:color w:val="000000" w:themeColor="text1"/>
+                          <w:u w:val="single"/>
+                        </w:rPr>
+                        <w:t>Domaine</w:t>
+                      </w:r>
+                      <w:r>
+                        <w:rPr>
+                          <w:b/>
+                          <w:color w:val="000000" w:themeColor="text1"/>
+                        </w:rPr>
+                        <w:t xml:space="preserve"> :</w:t>
+                      </w:r>
+                      <w:r>
+                        <w:t xml:space="preserve">  Sciences de l’Ingénieur                                              </w:t>
+                      </w:r>
+                      <w:r>
+                        <w:rPr>
+                          <w:b/>
+                          <w:u w:val="single"/>
+                        </w:rPr>
+                        <w:t>Mention</w:t>
+                      </w:r>
+                      <w:r>
+                        <w:rPr>
+                          <w:b/>
+                        </w:rPr>
+                        <w:t xml:space="preserve"> :</w:t>
+                      </w:r>
+                      <w:r>
+                        <w:t xml:space="preserve">  Informatique Réseaux et Télécommunication       </w:t>
+                      </w:r>
+                      <w:r>
+                        <w:rPr>
+                          <w:b/>
+                          <w:u w:val="single"/>
+                        </w:rPr>
+                        <w:t xml:space="preserve">Spécialité </w:t>
+                      </w:r>
+                      <w:r>
+                        <w:rPr>
+                          <w:b/>
+                        </w:rPr>
+                        <w:t>:</w:t>
+                      </w:r>
+                      <w:r>
+                        <w:t xml:space="preserve">  AL   &amp; SRS                                                                                          </w:t>
+                      </w:r>
+                      <w:r>
+                        <w:rPr>
+                          <w:b/>
+                          <w:u w:val="single"/>
+                        </w:rPr>
+                        <w:t xml:space="preserve">Niveau </w:t>
+                      </w:r>
+                      <w:r>
+                        <w:rPr>
+                          <w:b/>
+                        </w:rPr>
+                        <w:t>:</w:t>
+                      </w:r>
+                      <w:r>
+                        <w:t xml:space="preserve">  LICENCE 3 IRT</w:t>
+                      </w:r>
+                    </w:p>
+                    <w:p>
+                      <w:pPr>
+                        <w:rPr>
+                          <w:b/>
+                          <w:sz w:val="20"/>
+                        </w:rPr>
+                      </w:pPr>
+                      <w:r>
+                        <w:rPr>
+                          <w:b/>
+                          <w:sz w:val="20"/>
+                          <w:u w:val="single"/>
+                        </w:rPr>
+                        <w:t>GROUPE :</w:t>
+                      </w:r>
+                      <w:r>
+                        <w:rPr>
+                          <w:b/>
+                          <w:sz w:val="20"/>
+                        </w:rPr>
+                        <w:t xml:space="preserve"> 4</w:t>
+                      </w:r>
+                    </w:p>
+                    <w:p>
+                      <w:r>
+                        <w:br/>
+                      </w:r>
+                      <w:r>
+                        <w:br/>
+                      </w:r>
+                    </w:p>
+                    <w:p/>
+                  </w:txbxContent>
+                </v:textbox>
+              </v:shape>
+            </w:pict>
+          </mc:Fallback>
+        </mc:AlternateContent>
+      </w:r>
+    </w:p>
+    <w:p/>
+    <w:p/>
+    <w:p>
+      <w:pPr>
+        <w:rPr>
+          <w:u w:val="single"/>
+        </w:rPr>
+      </w:pPr>
+    </w:p>
+    <w:p>
       <w:r>
         <w:br w:type="page"/>
       </w:r>
-      <w:bookmarkStart w:id="0" w:name="_GoBack"/>
-      <w:bookmarkEnd w:id="0"/>
     </w:p>
     <w:p>
       <w:pPr>
@@ -1967,7 +1927,6 @@
           <w:szCs w:val="32"/>
           <w:u w:val="single"/>
         </w:rPr>
-        <w:lastRenderedPageBreak/>
         <w:t>SOMMAIRE</w:t>
       </w:r>
     </w:p>
@@ -2022,12 +1981,12 @@
           <w:pPr>
             <w:pStyle w:val="TM1"/>
             <w:tabs>
-              <w:tab w:val="right" w:leader="dot" w:pos="9062"/>
+              <w:tab w:val="right" w:leader="dot" w:pos="9060"/>
             </w:tabs>
             <w:rPr>
               <w:rFonts w:eastAsiaTheme="minorEastAsia"/>
               <w:noProof/>
-              <w:lang w:val="en-US"/>
+              <w:lang w:eastAsia="fr-FR"/>
             </w:rPr>
           </w:pPr>
           <w:r>
@@ -2039,7 +1998,7 @@
           <w:r>
             <w:fldChar w:fldCharType="separate"/>
           </w:r>
-          <w:hyperlink w:anchor="_Toc189510353" w:history="1">
+          <w:hyperlink w:anchor="_Toc190031997" w:history="1">
             <w:r>
               <w:rPr>
                 <w:rStyle w:val="Lienhypertexte"/>
@@ -2067,7 +2026,7 @@
                 <w:noProof/>
                 <w:webHidden/>
               </w:rPr>
-              <w:instrText xml:space="preserve"> PAGEREF _Toc189510353 \h </w:instrText>
+              <w:instrText xml:space="preserve"> PAGEREF _Toc190031997 \h </w:instrText>
             </w:r>
             <w:r>
               <w:rPr>
@@ -2103,14 +2062,15 @@
             <w:pStyle w:val="TM2"/>
             <w:tabs>
               <w:tab w:val="left" w:pos="660"/>
-              <w:tab w:val="right" w:leader="dot" w:pos="9062"/>
+              <w:tab w:val="right" w:leader="dot" w:pos="9060"/>
             </w:tabs>
             <w:rPr>
               <w:rFonts w:cstheme="minorBidi"/>
               <w:noProof/>
+              <w:lang w:val="fr-FR" w:eastAsia="fr-FR"/>
             </w:rPr>
           </w:pPr>
-          <w:hyperlink w:anchor="_Toc189510354" w:history="1">
+          <w:hyperlink w:anchor="_Toc190031998" w:history="1">
             <w:r>
               <w:rPr>
                 <w:rStyle w:val="Lienhypertexte"/>
@@ -2122,6 +2082,7 @@
               <w:rPr>
                 <w:rFonts w:cstheme="minorBidi"/>
                 <w:noProof/>
+                <w:lang w:val="fr-FR" w:eastAsia="fr-FR"/>
               </w:rPr>
               <w:tab/>
             </w:r>
@@ -2151,7 +2112,7 @@
                 <w:noProof/>
                 <w:webHidden/>
               </w:rPr>
-              <w:instrText xml:space="preserve"> PAGEREF _Toc189510354 \h </w:instrText>
+              <w:instrText xml:space="preserve"> PAGEREF _Toc190031998 \h </w:instrText>
             </w:r>
             <w:r>
               <w:rPr>
@@ -2187,14 +2148,15 @@
             <w:pStyle w:val="TM2"/>
             <w:tabs>
               <w:tab w:val="left" w:pos="660"/>
-              <w:tab w:val="right" w:leader="dot" w:pos="9062"/>
+              <w:tab w:val="right" w:leader="dot" w:pos="9060"/>
             </w:tabs>
             <w:rPr>
               <w:rFonts w:cstheme="minorBidi"/>
               <w:noProof/>
+              <w:lang w:val="fr-FR" w:eastAsia="fr-FR"/>
             </w:rPr>
           </w:pPr>
-          <w:hyperlink w:anchor="_Toc189510355" w:history="1">
+          <w:hyperlink w:anchor="_Toc190031999" w:history="1">
             <w:r>
               <w:rPr>
                 <w:rStyle w:val="Lienhypertexte"/>
@@ -2206,6 +2168,7 @@
               <w:rPr>
                 <w:rFonts w:cstheme="minorBidi"/>
                 <w:noProof/>
+                <w:lang w:val="fr-FR" w:eastAsia="fr-FR"/>
               </w:rPr>
               <w:tab/>
             </w:r>
@@ -2235,7 +2198,7 @@
                 <w:noProof/>
                 <w:webHidden/>
               </w:rPr>
-              <w:instrText xml:space="preserve"> PAGEREF _Toc189510355 \h </w:instrText>
+              <w:instrText xml:space="preserve"> PAGEREF _Toc190031999 \h </w:instrText>
             </w:r>
             <w:r>
               <w:rPr>
@@ -2271,17 +2234,19 @@
             <w:pStyle w:val="TM2"/>
             <w:tabs>
               <w:tab w:val="left" w:pos="660"/>
-              <w:tab w:val="right" w:leader="dot" w:pos="9062"/>
+              <w:tab w:val="right" w:leader="dot" w:pos="9060"/>
             </w:tabs>
             <w:rPr>
               <w:rFonts w:cstheme="minorBidi"/>
               <w:noProof/>
+              <w:lang w:val="fr-FR" w:eastAsia="fr-FR"/>
             </w:rPr>
           </w:pPr>
-          <w:hyperlink w:anchor="_Toc189510356" w:history="1">
+          <w:hyperlink w:anchor="_Toc190032000" w:history="1">
             <w:r>
               <w:rPr>
                 <w:rStyle w:val="Lienhypertexte"/>
+                <w:b/>
                 <w:noProof/>
               </w:rPr>
               <w:t>3-</w:t>
@@ -2290,12 +2255,14 @@
               <w:rPr>
                 <w:rFonts w:cstheme="minorBidi"/>
                 <w:noProof/>
+                <w:lang w:val="fr-FR" w:eastAsia="fr-FR"/>
               </w:rPr>
               <w:tab/>
             </w:r>
             <w:r>
               <w:rPr>
                 <w:rStyle w:val="Lienhypertexte"/>
+                <w:b/>
                 <w:noProof/>
               </w:rPr>
               <w:t>Ajout des fichiers dans les groupes</w:t>
@@ -2319,7 +2286,7 @@
                 <w:noProof/>
                 <w:webHidden/>
               </w:rPr>
-              <w:instrText xml:space="preserve"> PAGEREF _Toc189510356 \h </w:instrText>
+              <w:instrText xml:space="preserve"> PAGEREF _Toc190032000 \h </w:instrText>
             </w:r>
             <w:r>
               <w:rPr>
@@ -2355,14 +2322,15 @@
             <w:pStyle w:val="TM2"/>
             <w:tabs>
               <w:tab w:val="left" w:pos="660"/>
-              <w:tab w:val="right" w:leader="dot" w:pos="9062"/>
+              <w:tab w:val="right" w:leader="dot" w:pos="9060"/>
             </w:tabs>
             <w:rPr>
               <w:rFonts w:cstheme="minorBidi"/>
               <w:noProof/>
+              <w:lang w:val="fr-FR" w:eastAsia="fr-FR"/>
             </w:rPr>
           </w:pPr>
-          <w:hyperlink w:anchor="_Toc189510357" w:history="1">
+          <w:hyperlink w:anchor="_Toc190032001" w:history="1">
             <w:r>
               <w:rPr>
                 <w:rStyle w:val="Lienhypertexte"/>
@@ -2374,6 +2342,7 @@
               <w:rPr>
                 <w:rFonts w:cstheme="minorBidi"/>
                 <w:noProof/>
+                <w:lang w:val="fr-FR" w:eastAsia="fr-FR"/>
               </w:rPr>
               <w:tab/>
             </w:r>
@@ -2382,7 +2351,7 @@
                 <w:rStyle w:val="Lienhypertexte"/>
                 <w:noProof/>
               </w:rPr>
-              <w:t>Script de la procédure  et son aperçu</w:t>
+              <w:t>Script de la procédure et son aperçu</w:t>
             </w:r>
             <w:r>
               <w:rPr>
@@ -2403,7 +2372,7 @@
                 <w:noProof/>
                 <w:webHidden/>
               </w:rPr>
-              <w:instrText xml:space="preserve"> PAGEREF _Toc189510357 \h </w:instrText>
+              <w:instrText xml:space="preserve"> PAGEREF _Toc190032001 \h </w:instrText>
             </w:r>
             <w:r>
               <w:rPr>
@@ -2423,7 +2392,7 @@
                 <w:noProof/>
                 <w:webHidden/>
               </w:rPr>
-              <w:t>5</w:t>
+              <w:t>6</w:t>
             </w:r>
             <w:r>
               <w:rPr>
@@ -2439,14 +2408,15 @@
             <w:pStyle w:val="TM2"/>
             <w:tabs>
               <w:tab w:val="left" w:pos="660"/>
-              <w:tab w:val="right" w:leader="dot" w:pos="9062"/>
+              <w:tab w:val="right" w:leader="dot" w:pos="9060"/>
             </w:tabs>
             <w:rPr>
               <w:rFonts w:cstheme="minorBidi"/>
               <w:noProof/>
+              <w:lang w:val="fr-FR" w:eastAsia="fr-FR"/>
             </w:rPr>
           </w:pPr>
-          <w:hyperlink w:anchor="_Toc189510358" w:history="1">
+          <w:hyperlink w:anchor="_Toc190032002" w:history="1">
             <w:r>
               <w:rPr>
                 <w:rStyle w:val="Lienhypertexte"/>
@@ -2458,6 +2428,7 @@
               <w:rPr>
                 <w:rFonts w:cstheme="minorBidi"/>
                 <w:noProof/>
+                <w:lang w:val="fr-FR" w:eastAsia="fr-FR"/>
               </w:rPr>
               <w:tab/>
             </w:r>
@@ -2487,7 +2458,7 @@
                 <w:noProof/>
                 <w:webHidden/>
               </w:rPr>
-              <w:instrText xml:space="preserve"> PAGEREF _Toc189510358 \h </w:instrText>
+              <w:instrText xml:space="preserve"> PAGEREF _Toc190032002 \h </w:instrText>
             </w:r>
             <w:r>
               <w:rPr>
@@ -2523,14 +2494,15 @@
             <w:pStyle w:val="TM2"/>
             <w:tabs>
               <w:tab w:val="left" w:pos="660"/>
-              <w:tab w:val="right" w:leader="dot" w:pos="9062"/>
+              <w:tab w:val="right" w:leader="dot" w:pos="9060"/>
             </w:tabs>
             <w:rPr>
               <w:rFonts w:cstheme="minorBidi"/>
               <w:noProof/>
+              <w:lang w:val="fr-FR" w:eastAsia="fr-FR"/>
             </w:rPr>
           </w:pPr>
-          <w:hyperlink w:anchor="_Toc189510359" w:history="1">
+          <w:hyperlink w:anchor="_Toc190032003" w:history="1">
             <w:r>
               <w:rPr>
                 <w:rStyle w:val="Lienhypertexte"/>
@@ -2542,6 +2514,7 @@
               <w:rPr>
                 <w:rFonts w:cstheme="minorBidi"/>
                 <w:noProof/>
+                <w:lang w:val="fr-FR" w:eastAsia="fr-FR"/>
               </w:rPr>
               <w:tab/>
             </w:r>
@@ -2571,7 +2544,7 @@
                 <w:noProof/>
                 <w:webHidden/>
               </w:rPr>
-              <w:instrText xml:space="preserve"> PAGEREF _Toc189510359 \h </w:instrText>
+              <w:instrText xml:space="preserve"> PAGEREF _Toc190032003 \h </w:instrText>
             </w:r>
             <w:r>
               <w:rPr>
@@ -2607,18 +2580,18 @@
             <w:pStyle w:val="TM2"/>
             <w:tabs>
               <w:tab w:val="left" w:pos="660"/>
-              <w:tab w:val="right" w:leader="dot" w:pos="9062"/>
+              <w:tab w:val="right" w:leader="dot" w:pos="9060"/>
             </w:tabs>
             <w:rPr>
               <w:rFonts w:cstheme="minorBidi"/>
               <w:noProof/>
+              <w:lang w:val="fr-FR" w:eastAsia="fr-FR"/>
             </w:rPr>
           </w:pPr>
-          <w:hyperlink w:anchor="_Toc189510360" w:history="1">
+          <w:hyperlink w:anchor="_Toc190032004" w:history="1">
             <w:r>
               <w:rPr>
                 <w:rStyle w:val="Lienhypertexte"/>
-                <w:b/>
                 <w:noProof/>
               </w:rPr>
               <w:t>7-</w:t>
@@ -2627,6 +2600,7 @@
               <w:rPr>
                 <w:rFonts w:cstheme="minorBidi"/>
                 <w:noProof/>
+                <w:lang w:val="fr-FR" w:eastAsia="fr-FR"/>
               </w:rPr>
               <w:tab/>
             </w:r>
@@ -2656,7 +2630,7 @@
                 <w:noProof/>
                 <w:webHidden/>
               </w:rPr>
-              <w:instrText xml:space="preserve"> PAGEREF _Toc189510360 \h </w:instrText>
+              <w:instrText xml:space="preserve"> PAGEREF _Toc190032004 \h </w:instrText>
             </w:r>
             <w:r>
               <w:rPr>
@@ -2692,14 +2666,15 @@
             <w:pStyle w:val="TM2"/>
             <w:tabs>
               <w:tab w:val="left" w:pos="660"/>
-              <w:tab w:val="right" w:leader="dot" w:pos="9062"/>
+              <w:tab w:val="right" w:leader="dot" w:pos="9060"/>
             </w:tabs>
             <w:rPr>
               <w:rFonts w:cstheme="minorBidi"/>
               <w:noProof/>
+              <w:lang w:val="fr-FR" w:eastAsia="fr-FR"/>
             </w:rPr>
           </w:pPr>
-          <w:hyperlink w:anchor="_Toc189510361" w:history="1">
+          <w:hyperlink w:anchor="_Toc190032005" w:history="1">
             <w:r>
               <w:rPr>
                 <w:rStyle w:val="Lienhypertexte"/>
@@ -2711,6 +2686,7 @@
               <w:rPr>
                 <w:rFonts w:cstheme="minorBidi"/>
                 <w:noProof/>
+                <w:lang w:val="fr-FR" w:eastAsia="fr-FR"/>
               </w:rPr>
               <w:tab/>
             </w:r>
@@ -2740,7 +2716,7 @@
                 <w:noProof/>
                 <w:webHidden/>
               </w:rPr>
-              <w:instrText xml:space="preserve"> PAGEREF _Toc189510361 \h </w:instrText>
+              <w:instrText xml:space="preserve"> PAGEREF _Toc190032005 \h </w:instrText>
             </w:r>
             <w:r>
               <w:rPr>
@@ -2776,14 +2752,15 @@
             <w:pStyle w:val="TM2"/>
             <w:tabs>
               <w:tab w:val="left" w:pos="660"/>
-              <w:tab w:val="right" w:leader="dot" w:pos="9062"/>
+              <w:tab w:val="right" w:leader="dot" w:pos="9060"/>
             </w:tabs>
             <w:rPr>
               <w:rFonts w:cstheme="minorBidi"/>
               <w:noProof/>
+              <w:lang w:val="fr-FR" w:eastAsia="fr-FR"/>
             </w:rPr>
           </w:pPr>
-          <w:hyperlink w:anchor="_Toc189510362" w:history="1">
+          <w:hyperlink w:anchor="_Toc190032006" w:history="1">
             <w:r>
               <w:rPr>
                 <w:rStyle w:val="Lienhypertexte"/>
@@ -2795,6 +2772,7 @@
               <w:rPr>
                 <w:rFonts w:cstheme="minorBidi"/>
                 <w:noProof/>
+                <w:lang w:val="fr-FR" w:eastAsia="fr-FR"/>
               </w:rPr>
               <w:tab/>
             </w:r>
@@ -2824,7 +2802,7 @@
                 <w:noProof/>
                 <w:webHidden/>
               </w:rPr>
-              <w:instrText xml:space="preserve"> PAGEREF _Toc189510362 \h </w:instrText>
+              <w:instrText xml:space="preserve"> PAGEREF _Toc190032006 \h </w:instrText>
             </w:r>
             <w:r>
               <w:rPr>
@@ -2844,7 +2822,7 @@
                 <w:noProof/>
                 <w:webHidden/>
               </w:rPr>
-              <w:t>8</w:t>
+              <w:t>7</w:t>
             </w:r>
             <w:r>
               <w:rPr>
@@ -2860,14 +2838,15 @@
             <w:pStyle w:val="TM2"/>
             <w:tabs>
               <w:tab w:val="left" w:pos="880"/>
-              <w:tab w:val="right" w:leader="dot" w:pos="9062"/>
+              <w:tab w:val="right" w:leader="dot" w:pos="9060"/>
             </w:tabs>
             <w:rPr>
               <w:rFonts w:cstheme="minorBidi"/>
               <w:noProof/>
+              <w:lang w:val="fr-FR" w:eastAsia="fr-FR"/>
             </w:rPr>
           </w:pPr>
-          <w:hyperlink w:anchor="_Toc189510363" w:history="1">
+          <w:hyperlink w:anchor="_Toc190032007" w:history="1">
             <w:r>
               <w:rPr>
                 <w:rStyle w:val="Lienhypertexte"/>
@@ -2879,25 +2858,26 @@
               <w:rPr>
                 <w:rFonts w:cstheme="minorBidi"/>
                 <w:noProof/>
+                <w:lang w:val="fr-FR" w:eastAsia="fr-FR"/>
+              </w:rPr>
+              <w:t xml:space="preserve">   </w:t>
+            </w:r>
+            <w:r>
+              <w:rPr>
+                <w:rStyle w:val="Lienhypertexte"/>
+                <w:noProof/>
+              </w:rPr>
+              <w:t>Détail des fichiers</w:t>
+            </w:r>
+            <w:r>
+              <w:rPr>
+                <w:noProof/>
+                <w:webHidden/>
               </w:rPr>
               <w:tab/>
             </w:r>
             <w:r>
               <w:rPr>
-                <w:rStyle w:val="Lienhypertexte"/>
-                <w:noProof/>
-              </w:rPr>
-              <w:t>Requête permettant d’afficher pour chaque fichier de données (nom du fichier) de la base bdGesStock, le nombre de pages alloués et le nombre restant à allouer</w:t>
-            </w:r>
-            <w:r>
-              <w:rPr>
-                <w:noProof/>
-                <w:webHidden/>
-              </w:rPr>
-              <w:tab/>
-            </w:r>
-            <w:r>
-              <w:rPr>
                 <w:noProof/>
                 <w:webHidden/>
               </w:rPr>
@@ -2908,7 +2888,7 @@
                 <w:noProof/>
                 <w:webHidden/>
               </w:rPr>
-              <w:instrText xml:space="preserve"> PAGEREF _Toc189510363 \h </w:instrText>
+              <w:instrText xml:space="preserve"> PAGEREF _Toc190032007 \h </w:instrText>
             </w:r>
             <w:r>
               <w:rPr>
@@ -2938,20 +2918,21 @@
               <w:fldChar w:fldCharType="end"/>
             </w:r>
           </w:hyperlink>
+          <w:hyperlink w:anchor="_Toc190032008" w:history="1"/>
         </w:p>
         <w:p>
           <w:pPr>
             <w:pStyle w:val="TM1"/>
             <w:tabs>
-              <w:tab w:val="right" w:leader="dot" w:pos="9062"/>
+              <w:tab w:val="right" w:leader="dot" w:pos="9060"/>
             </w:tabs>
             <w:rPr>
               <w:rFonts w:eastAsiaTheme="minorEastAsia"/>
               <w:noProof/>
-              <w:lang w:val="en-US"/>
+              <w:lang w:eastAsia="fr-FR"/>
             </w:rPr>
           </w:pPr>
-          <w:hyperlink w:anchor="_Toc189510364" w:history="1">
+          <w:hyperlink w:anchor="_Toc190032009" w:history="1">
             <w:r>
               <w:rPr>
                 <w:rStyle w:val="Lienhypertexte"/>
@@ -2979,7 +2960,7 @@
                 <w:noProof/>
                 <w:webHidden/>
               </w:rPr>
-              <w:instrText xml:space="preserve"> PAGEREF _Toc189510364 \h </w:instrText>
+              <w:instrText xml:space="preserve"> PAGEREF _Toc190032009 \h </w:instrText>
             </w:r>
             <w:r>
               <w:rPr>
@@ -2999,7 +2980,7 @@
                 <w:noProof/>
                 <w:webHidden/>
               </w:rPr>
-              <w:t>9</w:t>
+              <w:t>8</w:t>
             </w:r>
             <w:r>
               <w:rPr>
@@ -3015,14 +2996,15 @@
             <w:pStyle w:val="TM2"/>
             <w:tabs>
               <w:tab w:val="left" w:pos="660"/>
-              <w:tab w:val="right" w:leader="dot" w:pos="9062"/>
+              <w:tab w:val="right" w:leader="dot" w:pos="9060"/>
             </w:tabs>
             <w:rPr>
               <w:rFonts w:cstheme="minorBidi"/>
               <w:noProof/>
+              <w:lang w:val="fr-FR" w:eastAsia="fr-FR"/>
             </w:rPr>
           </w:pPr>
-          <w:hyperlink w:anchor="_Toc189510365" w:history="1">
+          <w:hyperlink w:anchor="_Toc190032010" w:history="1">
             <w:r>
               <w:rPr>
                 <w:rStyle w:val="Lienhypertexte"/>
@@ -3034,6 +3016,7 @@
               <w:rPr>
                 <w:rFonts w:cstheme="minorBidi"/>
                 <w:noProof/>
+                <w:lang w:val="fr-FR" w:eastAsia="fr-FR"/>
               </w:rPr>
               <w:tab/>
             </w:r>
@@ -3063,7 +3046,7 @@
                 <w:noProof/>
                 <w:webHidden/>
               </w:rPr>
-              <w:instrText xml:space="preserve"> PAGEREF _Toc189510365 \h </w:instrText>
+              <w:instrText xml:space="preserve"> PAGEREF _Toc190032010 \h </w:instrText>
             </w:r>
             <w:r>
               <w:rPr>
@@ -3083,7 +3066,7 @@
                 <w:noProof/>
                 <w:webHidden/>
               </w:rPr>
-              <w:t>9</w:t>
+              <w:t>8</w:t>
             </w:r>
             <w:r>
               <w:rPr>
@@ -3099,14 +3082,15 @@
             <w:pStyle w:val="TM2"/>
             <w:tabs>
               <w:tab w:val="left" w:pos="660"/>
-              <w:tab w:val="right" w:leader="dot" w:pos="9062"/>
+              <w:tab w:val="right" w:leader="dot" w:pos="9060"/>
             </w:tabs>
             <w:rPr>
               <w:rFonts w:cstheme="minorBidi"/>
               <w:noProof/>
+              <w:lang w:val="fr-FR" w:eastAsia="fr-FR"/>
             </w:rPr>
           </w:pPr>
-          <w:hyperlink w:anchor="_Toc189510366" w:history="1">
+          <w:hyperlink w:anchor="_Toc190032011" w:history="1">
             <w:r>
               <w:rPr>
                 <w:rStyle w:val="Lienhypertexte"/>
@@ -3118,6 +3102,7 @@
               <w:rPr>
                 <w:rFonts w:cstheme="minorBidi"/>
                 <w:noProof/>
+                <w:lang w:val="fr-FR" w:eastAsia="fr-FR"/>
               </w:rPr>
               <w:tab/>
             </w:r>
@@ -3147,7 +3132,7 @@
                 <w:noProof/>
                 <w:webHidden/>
               </w:rPr>
-              <w:instrText xml:space="preserve"> PAGEREF _Toc189510366 \h </w:instrText>
+              <w:instrText xml:space="preserve"> PAGEREF _Toc190032011 \h </w:instrText>
             </w:r>
             <w:r>
               <w:rPr>
@@ -3183,14 +3168,15 @@
             <w:pStyle w:val="TM2"/>
             <w:tabs>
               <w:tab w:val="left" w:pos="660"/>
-              <w:tab w:val="right" w:leader="dot" w:pos="9062"/>
+              <w:tab w:val="right" w:leader="dot" w:pos="9060"/>
             </w:tabs>
             <w:rPr>
               <w:rFonts w:cstheme="minorBidi"/>
               <w:noProof/>
+              <w:lang w:val="fr-FR" w:eastAsia="fr-FR"/>
             </w:rPr>
           </w:pPr>
-          <w:hyperlink w:anchor="_Toc189510367" w:history="1">
+          <w:hyperlink w:anchor="_Toc190032012" w:history="1">
             <w:r>
               <w:rPr>
                 <w:rStyle w:val="Lienhypertexte"/>
@@ -3202,6 +3188,7 @@
               <w:rPr>
                 <w:rFonts w:cstheme="minorBidi"/>
                 <w:noProof/>
+                <w:lang w:val="fr-FR" w:eastAsia="fr-FR"/>
               </w:rPr>
               <w:tab/>
             </w:r>
@@ -3231,7 +3218,7 @@
                 <w:noProof/>
                 <w:webHidden/>
               </w:rPr>
-              <w:instrText xml:space="preserve"> PAGEREF _Toc189510367 \h </w:instrText>
+              <w:instrText xml:space="preserve"> PAGEREF _Toc190032012 \h </w:instrText>
             </w:r>
             <w:r>
               <w:rPr>
@@ -3267,14 +3254,15 @@
             <w:pStyle w:val="TM2"/>
             <w:tabs>
               <w:tab w:val="left" w:pos="660"/>
-              <w:tab w:val="right" w:leader="dot" w:pos="9062"/>
+              <w:tab w:val="right" w:leader="dot" w:pos="9060"/>
             </w:tabs>
             <w:rPr>
               <w:rFonts w:cstheme="minorBidi"/>
               <w:noProof/>
+              <w:lang w:val="fr-FR" w:eastAsia="fr-FR"/>
             </w:rPr>
           </w:pPr>
-          <w:hyperlink w:anchor="_Toc189510368" w:history="1">
+          <w:hyperlink w:anchor="_Toc190032013" w:history="1">
             <w:r>
               <w:rPr>
                 <w:rStyle w:val="Lienhypertexte"/>
@@ -3286,6 +3274,7 @@
               <w:rPr>
                 <w:rFonts w:cstheme="minorBidi"/>
                 <w:noProof/>
+                <w:lang w:val="fr-FR" w:eastAsia="fr-FR"/>
               </w:rPr>
               <w:tab/>
             </w:r>
@@ -3315,7 +3304,7 @@
                 <w:noProof/>
                 <w:webHidden/>
               </w:rPr>
-              <w:instrText xml:space="preserve"> PAGEREF _Toc189510368 \h </w:instrText>
+              <w:instrText xml:space="preserve"> PAGEREF _Toc190032013 \h </w:instrText>
             </w:r>
             <w:r>
               <w:rPr>
@@ -3351,14 +3340,15 @@
             <w:pStyle w:val="TM2"/>
             <w:tabs>
               <w:tab w:val="left" w:pos="660"/>
-              <w:tab w:val="right" w:leader="dot" w:pos="9062"/>
+              <w:tab w:val="right" w:leader="dot" w:pos="9060"/>
             </w:tabs>
             <w:rPr>
               <w:rFonts w:cstheme="minorBidi"/>
               <w:noProof/>
+              <w:lang w:val="fr-FR" w:eastAsia="fr-FR"/>
             </w:rPr>
           </w:pPr>
-          <w:hyperlink w:anchor="_Toc189510369" w:history="1">
+          <w:hyperlink w:anchor="_Toc190032014" w:history="1">
             <w:r>
               <w:rPr>
                 <w:rStyle w:val="Lienhypertexte"/>
@@ -3370,6 +3360,7 @@
               <w:rPr>
                 <w:rFonts w:cstheme="minorBidi"/>
                 <w:noProof/>
+                <w:lang w:val="fr-FR" w:eastAsia="fr-FR"/>
               </w:rPr>
               <w:tab/>
             </w:r>
@@ -3399,7 +3390,7 @@
                 <w:noProof/>
                 <w:webHidden/>
               </w:rPr>
-              <w:instrText xml:space="preserve"> PAGEREF _Toc189510369 \h </w:instrText>
+              <w:instrText xml:space="preserve"> PAGEREF _Toc190032014 \h </w:instrText>
             </w:r>
             <w:r>
               <w:rPr>
@@ -3435,14 +3426,15 @@
             <w:pStyle w:val="TM2"/>
             <w:tabs>
               <w:tab w:val="left" w:pos="660"/>
-              <w:tab w:val="right" w:leader="dot" w:pos="9062"/>
+              <w:tab w:val="right" w:leader="dot" w:pos="9060"/>
             </w:tabs>
             <w:rPr>
               <w:rFonts w:cstheme="minorBidi"/>
               <w:noProof/>
+              <w:lang w:val="fr-FR" w:eastAsia="fr-FR"/>
             </w:rPr>
           </w:pPr>
-          <w:hyperlink w:anchor="_Toc189510370" w:history="1">
+          <w:hyperlink w:anchor="_Toc190032015" w:history="1">
             <w:r>
               <w:rPr>
                 <w:rStyle w:val="Lienhypertexte"/>
@@ -3454,6 +3446,7 @@
               <w:rPr>
                 <w:rFonts w:cstheme="minorBidi"/>
                 <w:noProof/>
+                <w:lang w:val="fr-FR" w:eastAsia="fr-FR"/>
               </w:rPr>
               <w:tab/>
             </w:r>
@@ -3483,7 +3476,7 @@
                 <w:noProof/>
                 <w:webHidden/>
               </w:rPr>
-              <w:instrText xml:space="preserve"> PAGEREF _Toc189510370 \h </w:instrText>
+              <w:instrText xml:space="preserve"> PAGEREF _Toc190032015 \h </w:instrText>
             </w:r>
             <w:r>
               <w:rPr>
@@ -3503,7 +3496,7 @@
                 <w:noProof/>
                 <w:webHidden/>
               </w:rPr>
-              <w:t>10</w:t>
+              <w:t>9</w:t>
             </w:r>
             <w:r>
               <w:rPr>
@@ -3519,14 +3512,15 @@
             <w:pStyle w:val="TM2"/>
             <w:tabs>
               <w:tab w:val="left" w:pos="660"/>
-              <w:tab w:val="right" w:leader="dot" w:pos="9062"/>
+              <w:tab w:val="right" w:leader="dot" w:pos="9060"/>
             </w:tabs>
             <w:rPr>
               <w:rFonts w:cstheme="minorBidi"/>
               <w:noProof/>
+              <w:lang w:val="fr-FR" w:eastAsia="fr-FR"/>
             </w:rPr>
           </w:pPr>
-          <w:hyperlink w:anchor="_Toc189510371" w:history="1">
+          <w:hyperlink w:anchor="_Toc190032016" w:history="1">
             <w:r>
               <w:rPr>
                 <w:rStyle w:val="Lienhypertexte"/>
@@ -3538,6 +3532,7 @@
               <w:rPr>
                 <w:rFonts w:cstheme="minorBidi"/>
                 <w:noProof/>
+                <w:lang w:val="fr-FR" w:eastAsia="fr-FR"/>
               </w:rPr>
               <w:tab/>
             </w:r>
@@ -3567,7 +3562,7 @@
                 <w:noProof/>
                 <w:webHidden/>
               </w:rPr>
-              <w:instrText xml:space="preserve"> PAGEREF _Toc189510371 \h </w:instrText>
+              <w:instrText xml:space="preserve"> PAGEREF _Toc190032016 \h </w:instrText>
             </w:r>
             <w:r>
               <w:rPr>
@@ -3587,7 +3582,7 @@
                 <w:noProof/>
                 <w:webHidden/>
               </w:rPr>
-              <w:t>10</w:t>
+              <w:t>9</w:t>
             </w:r>
             <w:r>
               <w:rPr>
@@ -3603,14 +3598,15 @@
             <w:pStyle w:val="TM2"/>
             <w:tabs>
               <w:tab w:val="left" w:pos="660"/>
-              <w:tab w:val="right" w:leader="dot" w:pos="9062"/>
+              <w:tab w:val="right" w:leader="dot" w:pos="9060"/>
             </w:tabs>
             <w:rPr>
               <w:rFonts w:cstheme="minorBidi"/>
               <w:noProof/>
+              <w:lang w:val="fr-FR" w:eastAsia="fr-FR"/>
             </w:rPr>
           </w:pPr>
-          <w:hyperlink w:anchor="_Toc189510372" w:history="1">
+          <w:hyperlink w:anchor="_Toc190032017" w:history="1">
             <w:r>
               <w:rPr>
                 <w:rStyle w:val="Lienhypertexte"/>
@@ -3622,6 +3618,7 @@
               <w:rPr>
                 <w:rFonts w:cstheme="minorBidi"/>
                 <w:noProof/>
+                <w:lang w:val="fr-FR" w:eastAsia="fr-FR"/>
               </w:rPr>
               <w:tab/>
             </w:r>
@@ -3651,7 +3648,7 @@
                 <w:noProof/>
                 <w:webHidden/>
               </w:rPr>
-              <w:instrText xml:space="preserve"> PAGEREF _Toc189510372 \h </w:instrText>
+              <w:instrText xml:space="preserve"> PAGEREF _Toc190032017 \h </w:instrText>
             </w:r>
             <w:r>
               <w:rPr>
@@ -3687,14 +3684,15 @@
             <w:pStyle w:val="TM2"/>
             <w:tabs>
               <w:tab w:val="left" w:pos="660"/>
-              <w:tab w:val="right" w:leader="dot" w:pos="9062"/>
+              <w:tab w:val="right" w:leader="dot" w:pos="9060"/>
             </w:tabs>
             <w:rPr>
               <w:rFonts w:cstheme="minorBidi"/>
               <w:noProof/>
+              <w:lang w:val="fr-FR" w:eastAsia="fr-FR"/>
             </w:rPr>
           </w:pPr>
-          <w:hyperlink w:anchor="_Toc189510373" w:history="1">
+          <w:hyperlink w:anchor="_Toc190032018" w:history="1">
             <w:r>
               <w:rPr>
                 <w:rStyle w:val="Lienhypertexte"/>
@@ -3706,6 +3704,7 @@
               <w:rPr>
                 <w:rFonts w:cstheme="minorBidi"/>
                 <w:noProof/>
+                <w:lang w:val="fr-FR" w:eastAsia="fr-FR"/>
               </w:rPr>
               <w:tab/>
             </w:r>
@@ -3735,7 +3734,7 @@
                 <w:noProof/>
                 <w:webHidden/>
               </w:rPr>
-              <w:instrText xml:space="preserve"> PAGEREF _Toc189510373 \h </w:instrText>
+              <w:instrText xml:space="preserve"> PAGEREF _Toc190032018 \h </w:instrText>
             </w:r>
             <w:r>
               <w:rPr>
@@ -3771,14 +3770,15 @@
             <w:pStyle w:val="TM2"/>
             <w:tabs>
               <w:tab w:val="left" w:pos="880"/>
-              <w:tab w:val="right" w:leader="dot" w:pos="9062"/>
+              <w:tab w:val="right" w:leader="dot" w:pos="9060"/>
             </w:tabs>
             <w:rPr>
               <w:rFonts w:cstheme="minorBidi"/>
               <w:noProof/>
+              <w:lang w:val="fr-FR" w:eastAsia="fr-FR"/>
             </w:rPr>
           </w:pPr>
-          <w:hyperlink w:anchor="_Toc189510374" w:history="1">
+          <w:hyperlink w:anchor="_Toc190032019" w:history="1">
             <w:r>
               <w:rPr>
                 <w:rStyle w:val="Lienhypertexte"/>
@@ -3790,6 +3790,7 @@
               <w:rPr>
                 <w:rFonts w:cstheme="minorBidi"/>
                 <w:noProof/>
+                <w:lang w:val="fr-FR" w:eastAsia="fr-FR"/>
               </w:rPr>
               <w:tab/>
             </w:r>
@@ -3819,7 +3820,7 @@
                 <w:noProof/>
                 <w:webHidden/>
               </w:rPr>
-              <w:instrText xml:space="preserve"> PAGEREF _Toc189510374 \h </w:instrText>
+              <w:instrText xml:space="preserve"> PAGEREF _Toc190032019 \h </w:instrText>
             </w:r>
             <w:r>
               <w:rPr>
@@ -3855,14 +3856,15 @@
             <w:pStyle w:val="TM2"/>
             <w:tabs>
               <w:tab w:val="left" w:pos="880"/>
-              <w:tab w:val="right" w:leader="dot" w:pos="9062"/>
+              <w:tab w:val="right" w:leader="dot" w:pos="9060"/>
             </w:tabs>
             <w:rPr>
               <w:rFonts w:cstheme="minorBidi"/>
               <w:noProof/>
+              <w:lang w:val="fr-FR" w:eastAsia="fr-FR"/>
             </w:rPr>
           </w:pPr>
-          <w:hyperlink w:anchor="_Toc189510375" w:history="1">
+          <w:hyperlink w:anchor="_Toc190032020" w:history="1">
             <w:r>
               <w:rPr>
                 <w:rStyle w:val="Lienhypertexte"/>
@@ -3874,6 +3876,7 @@
               <w:rPr>
                 <w:rFonts w:cstheme="minorBidi"/>
                 <w:noProof/>
+                <w:lang w:val="fr-FR" w:eastAsia="fr-FR"/>
               </w:rPr>
               <w:tab/>
             </w:r>
@@ -3903,7 +3906,7 @@
                 <w:noProof/>
                 <w:webHidden/>
               </w:rPr>
-              <w:instrText xml:space="preserve"> PAGEREF _Toc189510375 \h </w:instrText>
+              <w:instrText xml:space="preserve"> PAGEREF _Toc190032020 \h </w:instrText>
             </w:r>
             <w:r>
               <w:rPr>
@@ -3939,14 +3942,15 @@
             <w:pStyle w:val="TM2"/>
             <w:tabs>
               <w:tab w:val="left" w:pos="880"/>
-              <w:tab w:val="right" w:leader="dot" w:pos="9062"/>
+              <w:tab w:val="right" w:leader="dot" w:pos="9060"/>
             </w:tabs>
             <w:rPr>
               <w:rFonts w:cstheme="minorBidi"/>
               <w:noProof/>
+              <w:lang w:val="fr-FR" w:eastAsia="fr-FR"/>
             </w:rPr>
           </w:pPr>
-          <w:hyperlink w:anchor="_Toc189510376" w:history="1">
+          <w:hyperlink w:anchor="_Toc190032021" w:history="1">
             <w:r>
               <w:rPr>
                 <w:rStyle w:val="Lienhypertexte"/>
@@ -3958,6 +3962,7 @@
               <w:rPr>
                 <w:rFonts w:cstheme="minorBidi"/>
                 <w:noProof/>
+                <w:lang w:val="fr-FR" w:eastAsia="fr-FR"/>
               </w:rPr>
               <w:tab/>
             </w:r>
@@ -3987,7 +3992,7 @@
                 <w:noProof/>
                 <w:webHidden/>
               </w:rPr>
-              <w:instrText xml:space="preserve"> PAGEREF _Toc189510376 \h </w:instrText>
+              <w:instrText xml:space="preserve"> PAGEREF _Toc190032021 \h </w:instrText>
             </w:r>
             <w:r>
               <w:rPr>
@@ -4023,14 +4028,15 @@
             <w:pStyle w:val="TM2"/>
             <w:tabs>
               <w:tab w:val="left" w:pos="880"/>
-              <w:tab w:val="right" w:leader="dot" w:pos="9062"/>
+              <w:tab w:val="right" w:leader="dot" w:pos="9060"/>
             </w:tabs>
             <w:rPr>
               <w:rFonts w:cstheme="minorBidi"/>
               <w:noProof/>
+              <w:lang w:val="fr-FR" w:eastAsia="fr-FR"/>
             </w:rPr>
           </w:pPr>
-          <w:hyperlink w:anchor="_Toc189510377" w:history="1">
+          <w:hyperlink w:anchor="_Toc190032022" w:history="1">
             <w:r>
               <w:rPr>
                 <w:rStyle w:val="Lienhypertexte"/>
@@ -4042,6 +4048,7 @@
               <w:rPr>
                 <w:rFonts w:cstheme="minorBidi"/>
                 <w:noProof/>
+                <w:lang w:val="fr-FR" w:eastAsia="fr-FR"/>
               </w:rPr>
               <w:tab/>
             </w:r>
@@ -4071,7 +4078,7 @@
                 <w:noProof/>
                 <w:webHidden/>
               </w:rPr>
-              <w:instrText xml:space="preserve"> PAGEREF _Toc189510377 \h </w:instrText>
+              <w:instrText xml:space="preserve"> PAGEREF _Toc190032022 \h </w:instrText>
             </w:r>
             <w:r>
               <w:rPr>
@@ -4091,7 +4098,7 @@
                 <w:noProof/>
                 <w:webHidden/>
               </w:rPr>
-              <w:t>11</w:t>
+              <w:t>10</w:t>
             </w:r>
             <w:r>
               <w:rPr>
@@ -4107,14 +4114,15 @@
             <w:pStyle w:val="TM2"/>
             <w:tabs>
               <w:tab w:val="left" w:pos="880"/>
-              <w:tab w:val="right" w:leader="dot" w:pos="9062"/>
+              <w:tab w:val="right" w:leader="dot" w:pos="9060"/>
             </w:tabs>
             <w:rPr>
               <w:rFonts w:cstheme="minorBidi"/>
               <w:noProof/>
+              <w:lang w:val="fr-FR" w:eastAsia="fr-FR"/>
             </w:rPr>
           </w:pPr>
-          <w:hyperlink w:anchor="_Toc189510378" w:history="1">
+          <w:hyperlink w:anchor="_Toc190032023" w:history="1">
             <w:r>
               <w:rPr>
                 <w:rStyle w:val="Lienhypertexte"/>
@@ -4126,6 +4134,7 @@
               <w:rPr>
                 <w:rFonts w:cstheme="minorBidi"/>
                 <w:noProof/>
+                <w:lang w:val="fr-FR" w:eastAsia="fr-FR"/>
               </w:rPr>
               <w:tab/>
             </w:r>
@@ -4155,7 +4164,7 @@
                 <w:noProof/>
                 <w:webHidden/>
               </w:rPr>
-              <w:instrText xml:space="preserve"> PAGEREF _Toc189510378 \h </w:instrText>
+              <w:instrText xml:space="preserve"> PAGEREF _Toc190032023 \h </w:instrText>
             </w:r>
             <w:r>
               <w:rPr>
@@ -4175,7 +4184,7 @@
                 <w:noProof/>
                 <w:webHidden/>
               </w:rPr>
-              <w:t>11</w:t>
+              <w:t>10</w:t>
             </w:r>
             <w:r>
               <w:rPr>
@@ -4191,14 +4200,15 @@
             <w:pStyle w:val="TM2"/>
             <w:tabs>
               <w:tab w:val="left" w:pos="880"/>
-              <w:tab w:val="right" w:leader="dot" w:pos="9062"/>
+              <w:tab w:val="right" w:leader="dot" w:pos="9060"/>
             </w:tabs>
             <w:rPr>
               <w:rFonts w:cstheme="minorBidi"/>
               <w:noProof/>
+              <w:lang w:val="fr-FR" w:eastAsia="fr-FR"/>
             </w:rPr>
           </w:pPr>
-          <w:hyperlink w:anchor="_Toc189510379" w:history="1">
+          <w:hyperlink w:anchor="_Toc190032024" w:history="1">
             <w:r>
               <w:rPr>
                 <w:rStyle w:val="Lienhypertexte"/>
@@ -4210,6 +4220,7 @@
               <w:rPr>
                 <w:rFonts w:cstheme="minorBidi"/>
                 <w:noProof/>
+                <w:lang w:val="fr-FR" w:eastAsia="fr-FR"/>
               </w:rPr>
               <w:tab/>
             </w:r>
@@ -4239,7 +4250,7 @@
                 <w:noProof/>
                 <w:webHidden/>
               </w:rPr>
-              <w:instrText xml:space="preserve"> PAGEREF _Toc189510379 \h </w:instrText>
+              <w:instrText xml:space="preserve"> PAGEREF _Toc190032024 \h </w:instrText>
             </w:r>
             <w:r>
               <w:rPr>
@@ -4275,14 +4286,15 @@
             <w:pStyle w:val="TM2"/>
             <w:tabs>
               <w:tab w:val="left" w:pos="880"/>
-              <w:tab w:val="right" w:leader="dot" w:pos="9062"/>
+              <w:tab w:val="right" w:leader="dot" w:pos="9060"/>
             </w:tabs>
             <w:rPr>
               <w:rFonts w:cstheme="minorBidi"/>
               <w:noProof/>
+              <w:lang w:val="fr-FR" w:eastAsia="fr-FR"/>
             </w:rPr>
           </w:pPr>
-          <w:hyperlink w:anchor="_Toc189510380" w:history="1">
+          <w:hyperlink w:anchor="_Toc190032025" w:history="1">
             <w:r>
               <w:rPr>
                 <w:rStyle w:val="Lienhypertexte"/>
@@ -4294,6 +4306,7 @@
               <w:rPr>
                 <w:rFonts w:cstheme="minorBidi"/>
                 <w:noProof/>
+                <w:lang w:val="fr-FR" w:eastAsia="fr-FR"/>
               </w:rPr>
               <w:tab/>
             </w:r>
@@ -4323,7 +4336,7 @@
                 <w:noProof/>
                 <w:webHidden/>
               </w:rPr>
-              <w:instrText xml:space="preserve"> PAGEREF _Toc189510380 \h </w:instrText>
+              <w:instrText xml:space="preserve"> PAGEREF _Toc190032025 \h </w:instrText>
             </w:r>
             <w:r>
               <w:rPr>
@@ -4359,14 +4372,15 @@
             <w:pStyle w:val="TM2"/>
             <w:tabs>
               <w:tab w:val="left" w:pos="880"/>
-              <w:tab w:val="right" w:leader="dot" w:pos="9062"/>
+              <w:tab w:val="right" w:leader="dot" w:pos="9060"/>
             </w:tabs>
             <w:rPr>
               <w:rFonts w:cstheme="minorBidi"/>
               <w:noProof/>
+              <w:lang w:val="fr-FR" w:eastAsia="fr-FR"/>
             </w:rPr>
           </w:pPr>
-          <w:hyperlink w:anchor="_Toc189510381" w:history="1">
+          <w:hyperlink w:anchor="_Toc190032026" w:history="1">
             <w:r>
               <w:rPr>
                 <w:rStyle w:val="Lienhypertexte"/>
@@ -4378,6 +4392,7 @@
               <w:rPr>
                 <w:rFonts w:cstheme="minorBidi"/>
                 <w:noProof/>
+                <w:lang w:val="fr-FR" w:eastAsia="fr-FR"/>
               </w:rPr>
               <w:tab/>
             </w:r>
@@ -4407,7 +4422,7 @@
                 <w:noProof/>
                 <w:webHidden/>
               </w:rPr>
-              <w:instrText xml:space="preserve"> PAGEREF _Toc189510381 \h </w:instrText>
+              <w:instrText xml:space="preserve"> PAGEREF _Toc190032026 \h </w:instrText>
             </w:r>
             <w:r>
               <w:rPr>
@@ -4443,14 +4458,15 @@
             <w:pStyle w:val="TM2"/>
             <w:tabs>
               <w:tab w:val="left" w:pos="880"/>
-              <w:tab w:val="right" w:leader="dot" w:pos="9062"/>
+              <w:tab w:val="right" w:leader="dot" w:pos="9060"/>
             </w:tabs>
             <w:rPr>
               <w:rFonts w:cstheme="minorBidi"/>
               <w:noProof/>
+              <w:lang w:val="fr-FR" w:eastAsia="fr-FR"/>
             </w:rPr>
           </w:pPr>
-          <w:hyperlink w:anchor="_Toc189510382" w:history="1">
+          <w:hyperlink w:anchor="_Toc190032027" w:history="1">
             <w:r>
               <w:rPr>
                 <w:rStyle w:val="Lienhypertexte"/>
@@ -4462,6 +4478,7 @@
               <w:rPr>
                 <w:rFonts w:cstheme="minorBidi"/>
                 <w:noProof/>
+                <w:lang w:val="fr-FR" w:eastAsia="fr-FR"/>
               </w:rPr>
               <w:tab/>
             </w:r>
@@ -4491,7 +4508,7 @@
                 <w:noProof/>
                 <w:webHidden/>
               </w:rPr>
-              <w:instrText xml:space="preserve"> PAGEREF _Toc189510382 \h </w:instrText>
+              <w:instrText xml:space="preserve"> PAGEREF _Toc190032027 \h </w:instrText>
             </w:r>
             <w:r>
               <w:rPr>
@@ -4527,14 +4544,15 @@
             <w:pStyle w:val="TM2"/>
             <w:tabs>
               <w:tab w:val="left" w:pos="880"/>
-              <w:tab w:val="right" w:leader="dot" w:pos="9062"/>
+              <w:tab w:val="right" w:leader="dot" w:pos="9060"/>
             </w:tabs>
             <w:rPr>
               <w:rFonts w:cstheme="minorBidi"/>
               <w:noProof/>
+              <w:lang w:val="fr-FR" w:eastAsia="fr-FR"/>
             </w:rPr>
           </w:pPr>
-          <w:hyperlink w:anchor="_Toc189510383" w:history="1">
+          <w:hyperlink w:anchor="_Toc190032028" w:history="1">
             <w:r>
               <w:rPr>
                 <w:rStyle w:val="Lienhypertexte"/>
@@ -4546,6 +4564,7 @@
               <w:rPr>
                 <w:rFonts w:cstheme="minorBidi"/>
                 <w:noProof/>
+                <w:lang w:val="fr-FR" w:eastAsia="fr-FR"/>
               </w:rPr>
               <w:tab/>
             </w:r>
@@ -4575,7 +4594,7 @@
                 <w:noProof/>
                 <w:webHidden/>
               </w:rPr>
-              <w:instrText xml:space="preserve"> PAGEREF _Toc189510383 \h </w:instrText>
+              <w:instrText xml:space="preserve"> PAGEREF _Toc190032028 \h </w:instrText>
             </w:r>
             <w:r>
               <w:rPr>
@@ -4611,14 +4630,15 @@
             <w:pStyle w:val="TM2"/>
             <w:tabs>
               <w:tab w:val="left" w:pos="880"/>
-              <w:tab w:val="right" w:leader="dot" w:pos="9062"/>
+              <w:tab w:val="right" w:leader="dot" w:pos="9060"/>
             </w:tabs>
             <w:rPr>
               <w:rFonts w:cstheme="minorBidi"/>
               <w:noProof/>
+              <w:lang w:val="fr-FR" w:eastAsia="fr-FR"/>
             </w:rPr>
           </w:pPr>
-          <w:hyperlink w:anchor="_Toc189510384" w:history="1">
+          <w:hyperlink w:anchor="_Toc190032029" w:history="1">
             <w:r>
               <w:rPr>
                 <w:rStyle w:val="Lienhypertexte"/>
@@ -4630,6 +4650,7 @@
               <w:rPr>
                 <w:rFonts w:cstheme="minorBidi"/>
                 <w:noProof/>
+                <w:lang w:val="fr-FR" w:eastAsia="fr-FR"/>
               </w:rPr>
               <w:tab/>
             </w:r>
@@ -4659,7 +4680,7 @@
                 <w:noProof/>
                 <w:webHidden/>
               </w:rPr>
-              <w:instrText xml:space="preserve"> PAGEREF _Toc189510384 \h </w:instrText>
+              <w:instrText xml:space="preserve"> PAGEREF _Toc190032029 \h </w:instrText>
             </w:r>
             <w:r>
               <w:rPr>
@@ -4679,7 +4700,7 @@
                 <w:noProof/>
                 <w:webHidden/>
               </w:rPr>
-              <w:t>12</w:t>
+              <w:t>11</w:t>
             </w:r>
             <w:r>
               <w:rPr>
@@ -4721,20 +4742,20 @@
     <w:p>
       <w:pPr>
         <w:pStyle w:val="Titre1"/>
+        <w:ind w:firstLine="360"/>
         <w:rPr>
           <w:b/>
           <w:color w:val="000000" w:themeColor="text1"/>
           <w:u w:val="single"/>
         </w:rPr>
       </w:pPr>
-      <w:bookmarkStart w:id="1" w:name="_Toc189509131"/>
-      <w:bookmarkStart w:id="2" w:name="_Toc189510353"/>
+      <w:bookmarkStart w:id="0" w:name="_Toc189509131"/>
+      <w:bookmarkStart w:id="1" w:name="_Toc190031997"/>
       <w:r>
         <w:rPr>
           <w:b/>
           <w:color w:val="000000" w:themeColor="text1"/>
         </w:rPr>
-        <w:lastRenderedPageBreak/>
         <w:t xml:space="preserve">I – </w:t>
       </w:r>
       <w:r>
@@ -4759,8 +4780,8 @@
         </w:rPr>
         <w:t>Gestion de bases de données</w:t>
       </w:r>
+      <w:bookmarkEnd w:id="0"/>
       <w:bookmarkEnd w:id="1"/>
-      <w:bookmarkEnd w:id="2"/>
       <w:r>
         <w:rPr>
           <w:b/>
@@ -4783,17 +4804,20 @@
           <w:color w:val="000000" w:themeColor="text1"/>
         </w:rPr>
       </w:pPr>
-      <w:bookmarkStart w:id="3" w:name="_Toc189510354"/>
+      <w:bookmarkStart w:id="2" w:name="_Toc190031998"/>
       <w:r>
         <w:rPr>
           <w:color w:val="000000" w:themeColor="text1"/>
         </w:rPr>
         <w:t>Création de base de données</w:t>
       </w:r>
-      <w:bookmarkEnd w:id="3"/>
+      <w:bookmarkEnd w:id="2"/>
     </w:p>
     <w:p/>
     <w:p>
+      <w:pPr>
+        <w:ind w:firstLine="360"/>
+      </w:pPr>
       <w:r>
         <w:rPr>
           <w:noProof/>
@@ -4845,8 +4869,6 @@
         <w:t xml:space="preserve"> </w:t>
       </w:r>
     </w:p>
-    <w:p/>
-    <w:p/>
     <w:p>
       <w:pPr>
         <w:rPr>
@@ -4865,17 +4887,20 @@
           <w:color w:val="000000" w:themeColor="text1"/>
         </w:rPr>
       </w:pPr>
-      <w:bookmarkStart w:id="4" w:name="_Toc189510355"/>
+      <w:bookmarkStart w:id="3" w:name="_Toc190031999"/>
       <w:r>
         <w:rPr>
           <w:color w:val="000000" w:themeColor="text1"/>
         </w:rPr>
         <w:t>Ajout des groupes de fichiers</w:t>
       </w:r>
-      <w:bookmarkEnd w:id="4"/>
+      <w:bookmarkEnd w:id="3"/>
     </w:p>
     <w:p/>
     <w:p>
+      <w:pPr>
+        <w:ind w:left="360"/>
+      </w:pPr>
       <w:r>
         <w:t xml:space="preserve">     </w:t>
       </w:r>
@@ -4941,7 +4966,7 @@
           <w:color w:val="000000" w:themeColor="text1"/>
         </w:rPr>
       </w:pPr>
-      <w:bookmarkStart w:id="5" w:name="_Toc189510356"/>
+      <w:bookmarkStart w:id="4" w:name="_Toc190032000"/>
       <w:r>
         <w:rPr>
           <w:b/>
@@ -4949,7 +4974,7 @@
         </w:rPr>
         <w:t>Ajout des fichiers dans les groupes</w:t>
       </w:r>
-      <w:bookmarkEnd w:id="5"/>
+      <w:bookmarkEnd w:id="4"/>
       <w:r>
         <w:rPr>
           <w:b/>
@@ -4958,17 +4983,25 @@
         <w:t xml:space="preserve"> </w:t>
       </w:r>
     </w:p>
+    <w:p/>
     <w:p>
       <w:pPr>
         <w:pStyle w:val="Sous-titre"/>
         <w:numPr>
           <w:ilvl w:val="0"/>
-          <w:numId w:val="2"/>
+          <w:numId w:val="0"/>
         </w:numPr>
-        <w:rPr>
-          <w:color w:val="000000" w:themeColor="text1"/>
-        </w:rPr>
-      </w:pPr>
+        <w:ind w:left="720"/>
+        <w:rPr>
+          <w:color w:val="000000" w:themeColor="text1"/>
+        </w:rPr>
+      </w:pPr>
+      <w:r>
+        <w:rPr>
+          <w:color w:val="000000" w:themeColor="text1"/>
+        </w:rPr>
+        <w:t xml:space="preserve">- </w:t>
+      </w:r>
       <w:r>
         <w:rPr>
           <w:color w:val="000000" w:themeColor="text1"/>
@@ -5009,17 +5042,9 @@
           <w:lang w:eastAsia="fr-FR"/>
         </w:rPr>
         <w:drawing>
-          <wp:anchor distT="0" distB="0" distL="114300" distR="114300" simplePos="0" relativeHeight="251678720" behindDoc="0" locked="0" layoutInCell="1" allowOverlap="1">
-            <wp:simplePos x="0" y="0"/>
-            <wp:positionH relativeFrom="column">
-              <wp:posOffset>685165</wp:posOffset>
-            </wp:positionH>
-            <wp:positionV relativeFrom="paragraph">
-              <wp:posOffset>3175</wp:posOffset>
-            </wp:positionV>
+          <wp:inline distT="0" distB="0" distL="0" distR="0">
             <wp:extent cx="4853940" cy="1013460"/>
             <wp:effectExtent l="0" t="0" r="3810" b="0"/>
-            <wp:wrapSquare wrapText="bothSides"/>
             <wp:docPr id="4" name="Image 4"/>
             <wp:cNvGraphicFramePr>
               <a:graphicFrameLocks xmlns:a="http://schemas.openxmlformats.org/drawingml/2006/main" noChangeAspect="1"/>
@@ -5055,7 +5080,7 @@
                 </pic:pic>
               </a:graphicData>
             </a:graphic>
-          </wp:anchor>
+          </wp:inline>
         </w:drawing>
       </w:r>
     </w:p>
@@ -5085,6 +5110,7 @@
           <w:ilvl w:val="0"/>
           <w:numId w:val="2"/>
         </w:numPr>
+        <w:ind w:left="643"/>
         <w:rPr>
           <w:rFonts w:eastAsiaTheme="minorEastAsia"/>
           <w:color w:val="000000" w:themeColor="text1"/>
@@ -5118,7 +5144,7 @@
     <w:p>
       <w:pPr>
         <w:pStyle w:val="Paragraphedeliste"/>
-        <w:ind w:left="1080"/>
+        <w:ind w:left="283"/>
         <w:rPr>
           <w:color w:val="000000" w:themeColor="text1"/>
         </w:rPr>
@@ -5206,6 +5232,7 @@
           <w:ilvl w:val="0"/>
           <w:numId w:val="2"/>
         </w:numPr>
+        <w:ind w:left="530"/>
         <w:rPr>
           <w:rFonts w:eastAsiaTheme="minorEastAsia"/>
           <w:color w:val="000000" w:themeColor="text1"/>
@@ -5236,6 +5263,7 @@
     </w:p>
     <w:p>
       <w:pPr>
+        <w:ind w:left="-850"/>
         <w:rPr>
           <w:color w:val="000000" w:themeColor="text1"/>
         </w:rPr>
@@ -5309,6 +5337,7 @@
           <w:ilvl w:val="0"/>
           <w:numId w:val="2"/>
         </w:numPr>
+        <w:ind w:left="417"/>
         <w:rPr>
           <w:rFonts w:eastAsiaTheme="minorEastAsia"/>
           <w:color w:val="000000" w:themeColor="text1"/>
@@ -5333,19 +5362,19 @@
     <w:p>
       <w:pPr>
         <w:pStyle w:val="Paragraphedeliste"/>
-        <w:ind w:left="1080"/>
+        <w:ind w:left="0"/>
       </w:pPr>
     </w:p>
     <w:p>
       <w:pPr>
         <w:pStyle w:val="Paragraphedeliste"/>
-        <w:ind w:left="1080"/>
+        <w:ind w:left="0"/>
       </w:pPr>
     </w:p>
     <w:p>
       <w:pPr>
         <w:pStyle w:val="Paragraphedeliste"/>
-        <w:ind w:left="1080"/>
+        <w:ind w:left="0"/>
         <w:rPr>
           <w:rFonts w:eastAsiaTheme="minorEastAsia"/>
           <w:color w:val="000000" w:themeColor="text1"/>
@@ -5356,7 +5385,7 @@
     <w:p>
       <w:pPr>
         <w:pStyle w:val="Paragraphedeliste"/>
-        <w:ind w:left="1080"/>
+        <w:ind w:left="283"/>
         <w:rPr>
           <w:color w:val="000000" w:themeColor="text1"/>
         </w:rPr>
@@ -5439,16 +5468,26 @@
     </w:p>
     <w:p>
       <w:pPr>
+        <w:pStyle w:val="Paragraphedeliste"/>
+        <w:ind w:left="1080"/>
+        <w:rPr>
+          <w:color w:val="000000" w:themeColor="text1"/>
+        </w:rPr>
+      </w:pPr>
+    </w:p>
+    <w:p>
+      <w:pPr>
         <w:pStyle w:val="Titre2"/>
         <w:numPr>
           <w:ilvl w:val="0"/>
           <w:numId w:val="5"/>
         </w:numPr>
-        <w:rPr>
-          <w:color w:val="000000" w:themeColor="text1"/>
-        </w:rPr>
-      </w:pPr>
-      <w:bookmarkStart w:id="6" w:name="_Toc189510357"/>
+        <w:ind w:left="927"/>
+        <w:rPr>
+          <w:color w:val="000000" w:themeColor="text1"/>
+        </w:rPr>
+      </w:pPr>
+      <w:bookmarkStart w:id="5" w:name="_Toc190032001"/>
       <w:r>
         <w:rPr>
           <w:color w:val="000000" w:themeColor="text1"/>
@@ -5467,7 +5506,7 @@
         </w:rPr>
         <w:t xml:space="preserve"> et son aperçu</w:t>
       </w:r>
-      <w:bookmarkEnd w:id="6"/>
+      <w:bookmarkEnd w:id="5"/>
       <w:r>
         <w:rPr>
           <w:color w:val="000000" w:themeColor="text1"/>
@@ -5475,14 +5514,34 @@
         <w:t xml:space="preserve"> </w:t>
       </w:r>
     </w:p>
-    <w:p>
-      <w:pPr>
-        <w:pStyle w:val="Sous-titre"/>
-        <w:numPr>
-          <w:ilvl w:val="0"/>
-          <w:numId w:val="0"/>
-        </w:numPr>
-      </w:pPr>
+    <w:p/>
+    <w:p>
+      <w:pPr>
+        <w:rPr>
+          <w:b/>
+          <w:u w:val="single"/>
+        </w:rPr>
+      </w:pPr>
+      <w:r>
+        <w:rPr>
+          <w:b/>
+        </w:rPr>
+        <w:t xml:space="preserve">             </w:t>
+      </w:r>
+      <w:r>
+        <w:rPr>
+          <w:b/>
+          <w:u w:val="single"/>
+        </w:rPr>
+        <w:t>S</w:t>
+      </w:r>
+      <w:r>
+        <w:rPr>
+          <w:b/>
+          <w:u w:val="single"/>
+        </w:rPr>
+        <w:t>cript</w:t>
+      </w:r>
     </w:p>
     <w:p>
       <w:pPr>
@@ -5566,9 +5625,48 @@
           <w:b/>
           <w:color w:val="000000" w:themeColor="text1"/>
           <w:spacing w:val="15"/>
+        </w:rPr>
+        <w:t xml:space="preserve">     </w:t>
+      </w:r>
+      <w:r>
+        <w:rPr>
+          <w:rFonts w:eastAsiaTheme="minorEastAsia"/>
+          <w:b/>
+          <w:color w:val="000000" w:themeColor="text1"/>
+          <w:spacing w:val="15"/>
           <w:u w:val="single"/>
         </w:rPr>
-        <w:t xml:space="preserve"> Script</w:t>
+        <w:t xml:space="preserve"> </w:t>
+      </w:r>
+      <w:r>
+        <w:rPr>
+          <w:rFonts w:eastAsiaTheme="minorEastAsia"/>
+          <w:b/>
+          <w:color w:val="000000" w:themeColor="text1"/>
+          <w:spacing w:val="15"/>
+          <w:u w:val="single"/>
+        </w:rPr>
+        <w:t>Resultat</w:t>
+      </w:r>
+      <w:r>
+        <w:rPr>
+          <w:rFonts w:eastAsiaTheme="minorEastAsia"/>
+          <w:b/>
+          <w:color w:val="000000" w:themeColor="text1"/>
+          <w:spacing w:val="15"/>
+          <w:u w:val="single"/>
+        </w:rPr>
+        <w:t>s</w:t>
+      </w:r>
+      <w:r>
+        <w:rPr>
+          <w:rFonts w:eastAsiaTheme="minorEastAsia"/>
+          <w:b/>
+          <w:color w:val="000000" w:themeColor="text1"/>
+          <w:spacing w:val="15"/>
+          <w:u w:val="single"/>
+        </w:rPr>
+        <w:t xml:space="preserve"> du script</w:t>
       </w:r>
     </w:p>
     <w:p>
@@ -5578,6 +5676,7 @@
           <w:ilvl w:val="0"/>
           <w:numId w:val="0"/>
         </w:numPr>
+        <w:ind w:left="340"/>
       </w:pPr>
       <w:r>
         <w:t xml:space="preserve">         </w:t>
@@ -5629,6 +5728,43 @@
           </wp:inline>
         </w:drawing>
       </w:r>
+      <w:r>
+        <w:t xml:space="preserve">                                  </w:t>
+      </w:r>
+      <w:r>
+        <w:rPr>
+          <w:b/>
+          <w:color w:val="000000" w:themeColor="text1"/>
+          <w:u w:val="single"/>
+        </w:rPr>
+        <w:t xml:space="preserve">  </w:t>
+      </w:r>
+    </w:p>
+    <w:p>
+      <w:pPr>
+        <w:pStyle w:val="Titre2"/>
+        <w:numPr>
+          <w:ilvl w:val="0"/>
+          <w:numId w:val="5"/>
+        </w:numPr>
+        <w:rPr>
+          <w:color w:val="000000" w:themeColor="text1"/>
+        </w:rPr>
+      </w:pPr>
+      <w:r>
+        <w:rPr>
+          <w:color w:val="000000" w:themeColor="text1"/>
+        </w:rPr>
+        <w:t xml:space="preserve"> </w:t>
+      </w:r>
+      <w:bookmarkStart w:id="6" w:name="_Toc190032002"/>
+      <w:r>
+        <w:rPr>
+          <w:color w:val="000000" w:themeColor="text1"/>
+        </w:rPr>
+        <w:t>Création de la table CATEGORIE</w:t>
+      </w:r>
+      <w:bookmarkEnd w:id="6"/>
     </w:p>
     <w:p>
       <w:pPr>
@@ -5638,22 +5774,9 @@
           <w:numId w:val="0"/>
         </w:numPr>
         <w:rPr>
-          <w:b/>
-          <w:color w:val="000000" w:themeColor="text1"/>
-          <w:u w:val="single"/>
-        </w:rPr>
-      </w:pPr>
-      <w:r>
-        <w:t xml:space="preserve">                                  </w:t>
-      </w:r>
-      <w:r>
-        <w:rPr>
-          <w:b/>
-          <w:color w:val="000000" w:themeColor="text1"/>
-          <w:u w:val="single"/>
-        </w:rPr>
-        <w:t xml:space="preserve">  Aperçu</w:t>
-      </w:r>
+          <w:color w:val="000000" w:themeColor="text1"/>
+        </w:rPr>
+      </w:pPr>
     </w:p>
     <w:p>
       <w:pPr>
@@ -5662,86 +5785,7 @@
           <w:ilvl w:val="0"/>
           <w:numId w:val="0"/>
         </w:numPr>
-        <w:rPr>
-          <w:b/>
-          <w:color w:val="000000" w:themeColor="text1"/>
-          <w:u w:val="single"/>
-        </w:rPr>
-      </w:pPr>
-    </w:p>
-    <w:p>
-      <w:pPr>
-        <w:pStyle w:val="Sous-titre"/>
-        <w:numPr>
-          <w:ilvl w:val="0"/>
-          <w:numId w:val="0"/>
-        </w:numPr>
-        <w:rPr>
-          <w:b/>
-          <w:color w:val="000000" w:themeColor="text1"/>
-          <w:u w:val="single"/>
-        </w:rPr>
-      </w:pPr>
-    </w:p>
-    <w:p>
-      <w:pPr>
-        <w:pStyle w:val="Sous-titre"/>
-        <w:numPr>
-          <w:ilvl w:val="0"/>
-          <w:numId w:val="0"/>
-        </w:numPr>
-        <w:rPr>
-          <w:b/>
-          <w:color w:val="000000" w:themeColor="text1"/>
-          <w:u w:val="single"/>
-        </w:rPr>
-      </w:pPr>
-    </w:p>
-    <w:p>
-      <w:pPr>
-        <w:pStyle w:val="Titre2"/>
-        <w:numPr>
-          <w:ilvl w:val="0"/>
-          <w:numId w:val="5"/>
-        </w:numPr>
-        <w:rPr>
-          <w:color w:val="000000" w:themeColor="text1"/>
-        </w:rPr>
-      </w:pPr>
-      <w:r>
-        <w:rPr>
-          <w:color w:val="000000" w:themeColor="text1"/>
-        </w:rPr>
-        <w:t xml:space="preserve"> </w:t>
-      </w:r>
-      <w:bookmarkStart w:id="7" w:name="_Toc189510358"/>
-      <w:r>
-        <w:rPr>
-          <w:color w:val="000000" w:themeColor="text1"/>
-        </w:rPr>
-        <w:t>Création de la table CATEGORIE</w:t>
-      </w:r>
-      <w:bookmarkEnd w:id="7"/>
-    </w:p>
-    <w:p>
-      <w:pPr>
-        <w:pStyle w:val="Sous-titre"/>
-        <w:numPr>
-          <w:ilvl w:val="0"/>
-          <w:numId w:val="0"/>
-        </w:numPr>
-        <w:rPr>
-          <w:color w:val="000000" w:themeColor="text1"/>
-        </w:rPr>
-      </w:pPr>
-    </w:p>
-    <w:p>
-      <w:pPr>
-        <w:pStyle w:val="Sous-titre"/>
-        <w:numPr>
-          <w:ilvl w:val="0"/>
-          <w:numId w:val="0"/>
-        </w:numPr>
+        <w:ind w:left="-113"/>
         <w:rPr>
           <w:color w:val="000000" w:themeColor="text1"/>
         </w:rPr>
@@ -5800,30 +5844,7 @@
         </w:drawing>
       </w:r>
     </w:p>
-    <w:p>
-      <w:pPr>
-        <w:pStyle w:val="Sous-titre"/>
-        <w:numPr>
-          <w:ilvl w:val="0"/>
-          <w:numId w:val="0"/>
-        </w:numPr>
-        <w:rPr>
-          <w:color w:val="000000" w:themeColor="text1"/>
-        </w:rPr>
-      </w:pPr>
-    </w:p>
-    <w:p>
-      <w:pPr>
-        <w:pStyle w:val="Sous-titre"/>
-        <w:numPr>
-          <w:ilvl w:val="0"/>
-          <w:numId w:val="0"/>
-        </w:numPr>
-        <w:rPr>
-          <w:color w:val="000000" w:themeColor="text1"/>
-        </w:rPr>
-      </w:pPr>
-    </w:p>
+    <w:p/>
     <w:p>
       <w:pPr>
         <w:pStyle w:val="Titre2"/>
@@ -5835,14 +5856,36 @@
           <w:color w:val="000000" w:themeColor="text1"/>
         </w:rPr>
       </w:pPr>
-      <w:bookmarkStart w:id="8" w:name="_Toc189510359"/>
+      <w:bookmarkStart w:id="7" w:name="_Toc190032003"/>
       <w:r>
         <w:rPr>
           <w:color w:val="000000" w:themeColor="text1"/>
         </w:rPr>
         <w:t>Aperçu de la table CATEGORIE</w:t>
       </w:r>
-      <w:bookmarkEnd w:id="8"/>
+      <w:bookmarkEnd w:id="7"/>
+    </w:p>
+    <w:p>
+      <w:r>
+        <w:rPr>
+          <w:b/>
+        </w:rPr>
+        <w:t xml:space="preserve">             </w:t>
+      </w:r>
+      <w:r>
+        <w:rPr>
+          <w:b/>
+          <w:u w:val="single"/>
+        </w:rPr>
+        <w:t xml:space="preserve"> S</w:t>
+      </w:r>
+      <w:r>
+        <w:rPr>
+          <w:b/>
+          <w:u w:val="single"/>
+        </w:rPr>
+        <w:t>cript</w:t>
+      </w:r>
     </w:p>
     <w:p>
       <w:pPr>
@@ -5911,48 +5954,34 @@
     </w:p>
     <w:p>
       <w:pPr>
+        <w:pStyle w:val="Sous-titre"/>
+        <w:numPr>
+          <w:ilvl w:val="0"/>
+          <w:numId w:val="0"/>
+        </w:numPr>
         <w:rPr>
           <w:b/>
+          <w:color w:val="000000" w:themeColor="text1"/>
+        </w:rPr>
+      </w:pPr>
+      <w:r>
+        <w:rPr>
+          <w:color w:val="000000" w:themeColor="text1"/>
+        </w:rPr>
+        <w:t xml:space="preserve">         </w:t>
+      </w:r>
+      <w:r>
+        <w:rPr>
+          <w:b/>
+          <w:color w:val="auto"/>
           <w:u w:val="single"/>
         </w:rPr>
-      </w:pPr>
-      <w:r>
-        <w:rPr>
-          <w:b/>
-        </w:rPr>
-        <w:t xml:space="preserve">              </w:t>
-      </w:r>
-      <w:r>
-        <w:rPr>
-          <w:b/>
-        </w:rPr>
-        <w:t xml:space="preserve">                </w:t>
-      </w:r>
-      <w:r>
-        <w:rPr>
-          <w:b/>
-          <w:u w:val="single"/>
-        </w:rPr>
-        <w:t xml:space="preserve">   S</w:t>
-      </w:r>
-      <w:r>
-        <w:rPr>
-          <w:b/>
-          <w:u w:val="single"/>
-        </w:rPr>
-        <w:t>cript</w:t>
-      </w:r>
-    </w:p>
-    <w:p>
-      <w:pPr>
-        <w:rPr>
-          <w:b/>
-          <w:u w:val="single"/>
-        </w:rPr>
-      </w:pPr>
-    </w:p>
-    <w:p>
-      <w:pPr>
+        <w:t>Aperçu</w:t>
+      </w:r>
+    </w:p>
+    <w:p>
+      <w:pPr>
+        <w:ind w:left="397"/>
         <w:rPr>
           <w:b/>
           <w:u w:val="single"/>
@@ -5965,7 +5994,6 @@
           <w:u w:val="single"/>
           <w:lang w:eastAsia="fr-FR"/>
         </w:rPr>
-        <w:lastRenderedPageBreak/>
         <w:drawing>
           <wp:inline distT="0" distB="0" distL="0" distR="0" wp14:anchorId="40787DCF" wp14:editId="697F4A22">
             <wp:extent cx="5760720" cy="2175510"/>
@@ -6019,42 +6047,16 @@
     </w:p>
     <w:p>
       <w:pPr>
-        <w:ind w:left="708" w:firstLine="708"/>
-        <w:rPr>
-          <w:b/>
-          <w:u w:val="single"/>
-        </w:rPr>
-      </w:pPr>
-      <w:r>
-        <w:rPr>
-          <w:b/>
-          <w:u w:val="single"/>
-        </w:rPr>
-        <w:t>Aperçu</w:t>
-      </w:r>
-    </w:p>
-    <w:p>
-      <w:pPr>
-        <w:rPr>
-          <w:b/>
-          <w:u w:val="single"/>
-        </w:rPr>
-      </w:pPr>
-    </w:p>
-    <w:p>
-      <w:pPr>
         <w:pStyle w:val="Titre2"/>
         <w:numPr>
           <w:ilvl w:val="0"/>
           <w:numId w:val="5"/>
         </w:numPr>
         <w:rPr>
-          <w:b/>
-          <w:color w:val="000000" w:themeColor="text1"/>
-          <w:u w:val="single"/>
-        </w:rPr>
-      </w:pPr>
-      <w:bookmarkStart w:id="9" w:name="_Toc189510360"/>
+          <w:color w:val="000000" w:themeColor="text1"/>
+        </w:rPr>
+      </w:pPr>
+      <w:bookmarkStart w:id="8" w:name="_Toc190032004"/>
       <w:r>
         <w:rPr>
           <w:color w:val="000000" w:themeColor="text1"/>
@@ -6079,36 +6081,42 @@
         </w:rPr>
         <w:t>‘</w:t>
       </w:r>
-      <w:bookmarkEnd w:id="9"/>
-    </w:p>
-    <w:p>
-      <w:pPr>
+      <w:bookmarkEnd w:id="8"/>
+      <w:r>
+        <w:rPr>
+          <w:color w:val="000000" w:themeColor="text1"/>
+        </w:rPr>
+        <w:t xml:space="preserve">  </w:t>
+      </w:r>
+    </w:p>
+    <w:p>
+      <w:pPr>
+        <w:ind w:left="283"/>
+      </w:pPr>
+      <w:r>
+        <w:t xml:space="preserve">     </w:t>
+      </w:r>
+    </w:p>
+    <w:p>
+      <w:pPr>
+        <w:ind w:left="283"/>
+      </w:pPr>
+      <w:r>
+        <w:t xml:space="preserve">  </w:t>
+      </w:r>
+      <w:r>
         <w:rPr>
           <w:b/>
           <w:u w:val="single"/>
         </w:rPr>
-      </w:pPr>
+        <w:t>S</w:t>
+      </w:r>
       <w:r>
         <w:rPr>
           <w:b/>
           <w:u w:val="single"/>
         </w:rPr>
-        <w:t xml:space="preserve">          </w:t>
-      </w:r>
-    </w:p>
-    <w:p>
-      <w:pPr>
-        <w:rPr>
-          <w:b/>
-          <w:u w:val="single"/>
-        </w:rPr>
-      </w:pPr>
-      <w:r>
-        <w:rPr>
-          <w:b/>
-          <w:u w:val="single"/>
-        </w:rPr>
-        <w:t xml:space="preserve">          </w:t>
+        <w:t xml:space="preserve">cript                                   </w:t>
       </w:r>
       <w:r>
         <w:rPr>
@@ -6118,7 +6126,7 @@
           <w:lang w:eastAsia="fr-FR"/>
         </w:rPr>
         <w:drawing>
-          <wp:inline distT="0" distB="0" distL="0" distR="0">
+          <wp:inline distT="0" distB="0" distL="0" distR="0" wp14:anchorId="60A44DC1" wp14:editId="1A47BE6E">
             <wp:extent cx="5996940" cy="467995"/>
             <wp:effectExtent l="0" t="0" r="3810" b="8255"/>
             <wp:docPr id="15" name="Image 15"/>
@@ -6191,20 +6199,44 @@
           <w:color w:val="000000" w:themeColor="text1"/>
         </w:rPr>
       </w:pPr>
-      <w:bookmarkStart w:id="10" w:name="_Toc189510361"/>
+      <w:bookmarkStart w:id="9" w:name="_Toc190032005"/>
       <w:r>
         <w:rPr>
           <w:color w:val="000000" w:themeColor="text1"/>
         </w:rPr>
         <w:t>Partitionnement et création de la table produit</w:t>
       </w:r>
-      <w:bookmarkEnd w:id="10"/>
+      <w:bookmarkEnd w:id="9"/>
     </w:p>
     <w:p/>
     <w:p>
-      <w:r>
-        <w:t xml:space="preserve">           </w:t>
-      </w:r>
+      <w:pPr>
+        <w:ind w:left="283"/>
+      </w:pPr>
+      <w:r>
+        <w:rPr>
+          <w:b/>
+          <w:u w:val="single"/>
+        </w:rPr>
+        <w:t>S</w:t>
+      </w:r>
+      <w:r>
+        <w:rPr>
+          <w:b/>
+          <w:u w:val="single"/>
+        </w:rPr>
+        <w:t xml:space="preserve">cript                   </w:t>
+      </w:r>
+    </w:p>
+    <w:p>
+      <w:pPr>
+        <w:spacing w:after="0"/>
+        <w:ind w:left="283" w:firstLine="77"/>
+        <w:rPr>
+          <w:b/>
+          <w:u w:val="single"/>
+        </w:rPr>
+      </w:pPr>
       <w:r>
         <w:rPr>
           <w:noProof/>
@@ -6212,7 +6244,7 @@
         </w:rPr>
         <w:drawing>
           <wp:inline distT="0" distB="0" distL="0" distR="0">
-            <wp:extent cx="5777346" cy="2453640"/>
+            <wp:extent cx="5777230" cy="2453640"/>
             <wp:effectExtent l="0" t="0" r="0" b="3810"/>
             <wp:docPr id="49" name="Image 49"/>
             <wp:cNvGraphicFramePr>
@@ -6240,7 +6272,7 @@
                   <pic:spPr>
                     <a:xfrm>
                       <a:off x="0" y="0"/>
-                      <a:ext cx="5780064" cy="2454794"/>
+                      <a:ext cx="5777230" cy="2453640"/>
                     </a:xfrm>
                     <a:prstGeom prst="rect">
                       <a:avLst/>
@@ -6252,11 +6284,28 @@
           </wp:inline>
         </w:drawing>
       </w:r>
-    </w:p>
-    <w:p>
-      <w:r>
-        <w:br w:type="page"/>
-      </w:r>
+      <w:r>
+        <w:t xml:space="preserve"> </w:t>
+      </w:r>
+    </w:p>
+    <w:p>
+      <w:pPr>
+        <w:spacing w:after="0"/>
+        <w:ind w:left="283"/>
+        <w:rPr>
+          <w:b/>
+          <w:u w:val="single"/>
+        </w:rPr>
+      </w:pPr>
+    </w:p>
+    <w:p>
+      <w:pPr>
+        <w:spacing w:after="0"/>
+        <w:rPr>
+          <w:b/>
+          <w:u w:val="single"/>
+        </w:rPr>
+      </w:pPr>
     </w:p>
     <w:p>
       <w:pPr>
@@ -6269,15 +6318,14 @@
           <w:color w:val="000000" w:themeColor="text1"/>
         </w:rPr>
       </w:pPr>
-      <w:bookmarkStart w:id="11" w:name="_Toc189510362"/>
-      <w:r>
-        <w:rPr>
-          <w:color w:val="000000" w:themeColor="text1"/>
-        </w:rPr>
-        <w:lastRenderedPageBreak/>
+      <w:bookmarkStart w:id="10" w:name="_Toc190032006"/>
+      <w:r>
+        <w:rPr>
+          <w:color w:val="000000" w:themeColor="text1"/>
+        </w:rPr>
         <w:t>Insertion des produits</w:t>
       </w:r>
-      <w:bookmarkEnd w:id="11"/>
+      <w:bookmarkEnd w:id="10"/>
       <w:r>
         <w:rPr>
           <w:color w:val="000000" w:themeColor="text1"/>
@@ -6287,16 +6335,35 @@
     </w:p>
     <w:p/>
     <w:p>
-      <w:r>
-        <w:t xml:space="preserve">           </w:t>
-      </w:r>
+      <w:pPr>
+        <w:ind w:left="360"/>
+      </w:pPr>
+      <w:r>
+        <w:rPr>
+          <w:b/>
+          <w:u w:val="single"/>
+        </w:rPr>
+        <w:t>S</w:t>
+      </w:r>
+      <w:r>
+        <w:rPr>
+          <w:b/>
+          <w:u w:val="single"/>
+        </w:rPr>
+        <w:t xml:space="preserve">cript                   </w:t>
+      </w:r>
+    </w:p>
+    <w:p>
+      <w:pPr>
+        <w:ind w:left="360"/>
+      </w:pPr>
       <w:r>
         <w:rPr>
           <w:noProof/>
           <w:lang w:eastAsia="fr-FR"/>
         </w:rPr>
         <w:drawing>
-          <wp:inline distT="0" distB="0" distL="0" distR="0">
+          <wp:inline distT="0" distB="0" distL="0" distR="0" wp14:anchorId="0D5FC696" wp14:editId="2E5224F6">
             <wp:extent cx="3962988" cy="2164715"/>
             <wp:effectExtent l="0" t="0" r="0" b="6985"/>
             <wp:docPr id="18" name="Image 18"/>
@@ -6338,7 +6405,14 @@
         </w:drawing>
       </w:r>
     </w:p>
-    <w:p/>
+    <w:p>
+      <w:pPr>
+        <w:ind w:left="360"/>
+      </w:pPr>
+      <w:r>
+        <w:t xml:space="preserve">           </w:t>
+      </w:r>
+    </w:p>
     <w:p>
       <w:pPr>
         <w:tabs>
@@ -6366,7 +6440,36 @@
         </w:rPr>
         <w:t xml:space="preserve"> </w:t>
       </w:r>
-      <w:bookmarkStart w:id="12" w:name="_Toc189510363"/>
+      <w:bookmarkStart w:id="11" w:name="_Toc190032007"/>
+      <w:r>
+        <w:rPr>
+          <w:color w:val="000000" w:themeColor="text1"/>
+        </w:rPr>
+        <w:t>Détail des fichiers</w:t>
+      </w:r>
+      <w:bookmarkEnd w:id="11"/>
+    </w:p>
+    <w:p>
+      <w:pPr>
+        <w:pStyle w:val="Titre2"/>
+        <w:ind w:left="720"/>
+        <w:rPr>
+          <w:color w:val="000000" w:themeColor="text1"/>
+        </w:rPr>
+      </w:pPr>
+      <w:r>
+        <w:rPr>
+          <w:color w:val="000000" w:themeColor="text1"/>
+        </w:rPr>
+        <w:br/>
+      </w:r>
+      <w:bookmarkStart w:id="12" w:name="_Toc190032008"/>
+      <w:r>
+        <w:rPr>
+          <w:color w:val="000000" w:themeColor="text1"/>
+        </w:rPr>
+        <w:t>*</w:t>
+      </w:r>
       <w:r>
         <w:rPr>
           <w:color w:val="000000" w:themeColor="text1"/>
@@ -6394,6 +6497,12 @@
       <w:pPr>
         <w:ind w:left="708"/>
       </w:pPr>
+      <w:r>
+        <w:rPr>
+          <w:u w:val="single"/>
+        </w:rPr>
+        <w:t>Requête</w:t>
+      </w:r>
       <w:r>
         <w:tab/>
       </w:r>
@@ -6461,20 +6570,20 @@
       <w:r>
         <w:tab/>
       </w:r>
-      <w:r>
+    </w:p>
+    <w:p>
+      <w:pPr>
+        <w:ind w:left="708"/>
         <w:rPr>
           <w:u w:val="single"/>
         </w:rPr>
-        <w:t>Requête</w:t>
-      </w:r>
-    </w:p>
-    <w:p>
-      <w:pPr>
-        <w:ind w:left="708"/>
+      </w:pPr>
+      <w:r>
         <w:rPr>
           <w:u w:val="single"/>
         </w:rPr>
-      </w:pPr>
+        <w:t>Resultat</w:t>
+      </w:r>
     </w:p>
     <w:p>
       <w:pPr>
@@ -6548,43 +6657,23 @@
         </w:rPr>
       </w:pPr>
     </w:p>
-    <w:p>
-      <w:pPr>
-        <w:ind w:left="708"/>
-      </w:pPr>
-      <w:r>
-        <w:tab/>
-      </w:r>
-      <w:r>
-        <w:tab/>
-      </w:r>
-      <w:r>
-        <w:tab/>
-      </w:r>
-      <w:r>
-        <w:rPr>
+    <w:p/>
+    <w:p>
+      <w:pPr>
+        <w:pStyle w:val="Titre1"/>
+        <w:rPr>
+          <w:b/>
+          <w:color w:val="000000" w:themeColor="text1"/>
           <w:u w:val="single"/>
         </w:rPr>
-        <w:t>Affichage</w:t>
-      </w:r>
-    </w:p>
-    <w:p>
-      <w:pPr>
-        <w:pStyle w:val="Titre1"/>
+      </w:pPr>
+      <w:bookmarkStart w:id="13" w:name="_Toc189509132"/>
+      <w:bookmarkStart w:id="14" w:name="_Toc190032009"/>
+      <w:r>
         <w:rPr>
           <w:b/>
           <w:color w:val="000000" w:themeColor="text1"/>
-          <w:u w:val="single"/>
-        </w:rPr>
-      </w:pPr>
-      <w:bookmarkStart w:id="13" w:name="_Toc189509132"/>
-      <w:bookmarkStart w:id="14" w:name="_Toc189510364"/>
-      <w:r>
-        <w:rPr>
-          <w:b/>
-          <w:color w:val="000000" w:themeColor="text1"/>
-        </w:rPr>
-        <w:lastRenderedPageBreak/>
+        </w:rPr>
         <w:t>I</w:t>
       </w:r>
       <w:r>
@@ -6646,7 +6735,7 @@
           <w:color w:val="000000" w:themeColor="text1"/>
         </w:rPr>
       </w:pPr>
-      <w:bookmarkStart w:id="15" w:name="_Toc189510365"/>
+      <w:bookmarkStart w:id="15" w:name="_Toc190032010"/>
       <w:r>
         <w:rPr>
           <w:color w:val="000000" w:themeColor="text1"/>
@@ -6746,6 +6835,14 @@
     </w:p>
     <w:p>
       <w:pPr>
+        <w:ind w:left="720"/>
+        <w:rPr>
+          <w:color w:val="000000" w:themeColor="text1"/>
+        </w:rPr>
+      </w:pPr>
+    </w:p>
+    <w:p>
+      <w:pPr>
         <w:pStyle w:val="Titre2"/>
         <w:numPr>
           <w:ilvl w:val="0"/>
@@ -6756,7 +6853,7 @@
           <w:color w:val="000000" w:themeColor="text1"/>
         </w:rPr>
       </w:pPr>
-      <w:bookmarkStart w:id="16" w:name="_Toc189510366"/>
+      <w:bookmarkStart w:id="16" w:name="_Toc190032011"/>
       <w:r>
         <w:rPr>
           <w:color w:val="000000" w:themeColor="text1"/>
@@ -6785,6 +6882,12 @@
           <w:szCs w:val="26"/>
         </w:rPr>
       </w:pPr>
+      <w:r>
+        <w:rPr>
+          <w:u w:val="single"/>
+        </w:rPr>
+        <w:t>Requête</w:t>
+      </w:r>
     </w:p>
     <w:p>
       <w:pPr>
@@ -6842,11 +6945,7 @@
         </w:drawing>
       </w:r>
     </w:p>
-    <w:p>
-      <w:pPr>
-        <w:ind w:left="708"/>
-      </w:pPr>
-    </w:p>
+    <w:p/>
     <w:p>
       <w:pPr>
         <w:pStyle w:val="Titre2"/>
@@ -6858,7 +6957,7 @@
           <w:color w:val="000000" w:themeColor="text1"/>
         </w:rPr>
       </w:pPr>
-      <w:bookmarkStart w:id="17" w:name="_Toc189510367"/>
+      <w:bookmarkStart w:id="17" w:name="_Toc190032012"/>
       <w:r>
         <w:rPr>
           <w:color w:val="000000" w:themeColor="text1"/>
@@ -6871,25 +6970,46 @@
     <w:p>
       <w:pPr>
         <w:ind w:left="708"/>
-      </w:pPr>
-      <w:r>
+        <w:rPr>
+          <w:sz w:val="24"/>
+        </w:rPr>
+      </w:pPr>
+      <w:r>
+        <w:rPr>
+          <w:sz w:val="24"/>
+        </w:rPr>
         <w:t xml:space="preserve">En se connectant avec Jacques et en essayant d’utiliser la base </w:t>
       </w:r>
       <w:r>
+        <w:rPr>
+          <w:sz w:val="24"/>
+        </w:rPr>
         <w:t xml:space="preserve">de données </w:t>
       </w:r>
       <w:proofErr w:type="spellStart"/>
       <w:r>
+        <w:rPr>
+          <w:sz w:val="24"/>
+        </w:rPr>
         <w:t>bdGesStock</w:t>
       </w:r>
       <w:proofErr w:type="spellEnd"/>
       <w:r>
+        <w:rPr>
+          <w:sz w:val="24"/>
+        </w:rPr>
         <w:t xml:space="preserve"> on constate que </w:t>
       </w:r>
       <w:r>
+        <w:rPr>
+          <w:sz w:val="24"/>
+        </w:rPr>
         <w:t xml:space="preserve">celle-ci </w:t>
       </w:r>
       <w:r>
+        <w:rPr>
+          <w:sz w:val="24"/>
+        </w:rPr>
         <w:t xml:space="preserve"> est indisponible pour Jacques </w:t>
       </w:r>
     </w:p>
@@ -6910,6 +7030,9 @@
         <w:br/>
       </w:r>
       <w:r>
+        <w:rPr>
+          <w:sz w:val="24"/>
+        </w:rPr>
         <w:t xml:space="preserve">La connexion Jacques n’a pas d’utilisateur </w:t>
       </w:r>
     </w:p>
@@ -6929,7 +7052,7 @@
           <w:color w:val="000000" w:themeColor="text1"/>
         </w:rPr>
       </w:pPr>
-      <w:bookmarkStart w:id="18" w:name="_Toc189510368"/>
+      <w:bookmarkStart w:id="18" w:name="_Toc190032013"/>
       <w:r>
         <w:rPr>
           <w:color w:val="000000" w:themeColor="text1"/>
@@ -6952,7 +7075,17 @@
         <w:t xml:space="preserve"> </w:t>
       </w:r>
     </w:p>
-    <w:p/>
+    <w:p>
+      <w:pPr>
+        <w:ind w:left="720"/>
+      </w:pPr>
+      <w:r>
+        <w:rPr>
+          <w:u w:val="single"/>
+        </w:rPr>
+        <w:t>Requête</w:t>
+      </w:r>
+    </w:p>
     <w:p>
       <w:pPr>
         <w:ind w:left="708"/>
@@ -7019,34 +7152,75 @@
         <w:rPr>
           <w:u w:val="single"/>
         </w:rPr>
-        <w:t xml:space="preserve">Tentative d’accès </w:t>
-      </w:r>
-    </w:p>
-    <w:p>
-      <w:r>
+        <w:t>Tentative d’accès</w:t>
+      </w:r>
+      <w:r>
+        <w:rPr>
+          <w:u w:val="single"/>
+        </w:rPr>
+        <w:t> :</w:t>
+      </w:r>
+    </w:p>
+    <w:p>
+      <w:pPr>
+        <w:ind w:left="708"/>
+        <w:rPr>
+          <w:sz w:val="24"/>
+          <w:szCs w:val="24"/>
+        </w:rPr>
+      </w:pPr>
+      <w:r>
+        <w:rPr>
+          <w:sz w:val="24"/>
+          <w:szCs w:val="24"/>
+        </w:rPr>
         <w:t>Lors de la connexion avec </w:t>
       </w:r>
       <w:proofErr w:type="spellStart"/>
       <w:r>
+        <w:rPr>
+          <w:sz w:val="24"/>
+          <w:szCs w:val="24"/>
+        </w:rPr>
         <w:t>Root</w:t>
       </w:r>
       <w:proofErr w:type="spellEnd"/>
       <w:r>
-        <w:t>, l'a</w:t>
-      </w:r>
-      <w:r>
-        <w:t>ccès à </w:t>
+        <w:rPr>
+          <w:sz w:val="24"/>
+          <w:szCs w:val="24"/>
+        </w:rPr>
+        <w:t>, l'accès à </w:t>
       </w:r>
       <w:proofErr w:type="spellStart"/>
       <w:r>
+        <w:rPr>
+          <w:sz w:val="24"/>
+          <w:szCs w:val="24"/>
+        </w:rPr>
         <w:t>bdGesStock</w:t>
       </w:r>
       <w:proofErr w:type="spellEnd"/>
       <w:r>
-        <w:t xml:space="preserve"> sera autorisé.                                            </w:t>
-      </w:r>
-      <w:r>
-        <w:t xml:space="preserve"> Avec Jacques, l'accès sera également autorisé, mais sans droits spécifiques.</w:t>
+        <w:rPr>
+          <w:sz w:val="24"/>
+          <w:szCs w:val="24"/>
+        </w:rPr>
+        <w:t> sera autorisé.                                             Avec Jacques, l'accès sera également autorisé, mais sans</w:t>
+      </w:r>
+      <w:r>
+        <w:rPr>
+          <w:sz w:val="24"/>
+          <w:szCs w:val="24"/>
+        </w:rPr>
+        <w:t xml:space="preserve"> aucuns</w:t>
+      </w:r>
+      <w:r>
+        <w:rPr>
+          <w:sz w:val="24"/>
+          <w:szCs w:val="24"/>
+        </w:rPr>
+        <w:t xml:space="preserve"> droits spécifiques.</w:t>
       </w:r>
     </w:p>
     <w:p>
@@ -7068,7 +7242,7 @@
           <w:color w:val="000000" w:themeColor="text1"/>
         </w:rPr>
       </w:pPr>
-      <w:bookmarkStart w:id="19" w:name="_Toc189510369"/>
+      <w:bookmarkStart w:id="19" w:name="_Toc190032014"/>
       <w:r>
         <w:rPr>
           <w:color w:val="000000" w:themeColor="text1"/>
@@ -7091,28 +7265,28 @@
         <w:t> </w:t>
       </w:r>
     </w:p>
-    <w:p/>
     <w:p>
       <w:pPr>
         <w:pStyle w:val="Paragraphedeliste"/>
       </w:pPr>
       <w:r>
+        <w:rPr>
+          <w:sz w:val="24"/>
+        </w:rPr>
         <w:t xml:space="preserve">Jacques </w:t>
       </w:r>
       <w:r>
+        <w:rPr>
+          <w:sz w:val="24"/>
+        </w:rPr>
         <w:t>peut</w:t>
       </w:r>
       <w:r>
-        <w:t xml:space="preserve"> accéder à la base de données, mais sans droits spécifiques</w:t>
-      </w:r>
-      <w:r>
-        <w:t>.</w:t>
-      </w:r>
-    </w:p>
-    <w:p>
-      <w:pPr>
-        <w:pStyle w:val="Paragraphedeliste"/>
-      </w:pPr>
+        <w:rPr>
+          <w:sz w:val="24"/>
+        </w:rPr>
+        <w:t xml:space="preserve"> accéder à la base de données, mais sans droits spécifiques.</w:t>
+      </w:r>
     </w:p>
     <w:p>
       <w:pPr>
@@ -7130,17 +7304,29 @@
           <w:color w:val="000000" w:themeColor="text1"/>
         </w:rPr>
       </w:pPr>
-      <w:bookmarkStart w:id="20" w:name="_Toc189510370"/>
-      <w:r>
-        <w:rPr>
-          <w:color w:val="000000" w:themeColor="text1"/>
-        </w:rPr>
-        <w:lastRenderedPageBreak/>
+      <w:bookmarkStart w:id="20" w:name="_Toc190032015"/>
+      <w:r>
+        <w:rPr>
+          <w:color w:val="000000" w:themeColor="text1"/>
+        </w:rPr>
         <w:t>Requête de sélection sur la table PRODUIT</w:t>
       </w:r>
       <w:bookmarkEnd w:id="20"/>
     </w:p>
-    <w:p/>
+    <w:p>
+      <w:r>
+        <w:t xml:space="preserve">         </w:t>
+      </w:r>
+      <w:r>
+        <w:tab/>
+      </w:r>
+      <w:r>
+        <w:rPr>
+          <w:u w:val="single"/>
+        </w:rPr>
+        <w:t>Requête</w:t>
+      </w:r>
+    </w:p>
     <w:p>
       <w:pPr>
         <w:ind w:left="360"/>
@@ -7206,18 +7392,35 @@
         </w:rPr>
         <w:t>Conséquences</w:t>
       </w:r>
-    </w:p>
-    <w:p>
-      <w:r>
-        <w:t xml:space="preserve">             </w:t>
-      </w:r>
-      <w:r>
-        <w:t xml:space="preserve">Jacques ne </w:t>
-      </w:r>
-      <w:r>
+      <w:r>
+        <w:rPr>
+          <w:u w:val="single"/>
+        </w:rPr>
+        <w:t> :</w:t>
+      </w:r>
+    </w:p>
+    <w:p>
+      <w:pPr>
+        <w:rPr>
+          <w:sz w:val="24"/>
+        </w:rPr>
+      </w:pPr>
+      <w:r>
+        <w:rPr>
+          <w:sz w:val="24"/>
+        </w:rPr>
+        <w:t xml:space="preserve">             Jacques ne </w:t>
+      </w:r>
+      <w:r>
+        <w:rPr>
+          <w:sz w:val="24"/>
+        </w:rPr>
         <w:t>peut</w:t>
       </w:r>
       <w:r>
+        <w:rPr>
+          <w:sz w:val="24"/>
+        </w:rPr>
         <w:t xml:space="preserve"> pas exécuter cette requête car il n'a pas les droits nécessaires.</w:t>
       </w:r>
     </w:p>
@@ -7233,7 +7436,7 @@
           <w:color w:val="000000" w:themeColor="text1"/>
         </w:rPr>
       </w:pPr>
-      <w:bookmarkStart w:id="21" w:name="_Toc189510371"/>
+      <w:bookmarkStart w:id="21" w:name="_Toc190032016"/>
       <w:r>
         <w:rPr>
           <w:color w:val="000000" w:themeColor="text1"/>
@@ -7248,7 +7451,17 @@
         <w:t xml:space="preserve">  </w:t>
       </w:r>
     </w:p>
-    <w:p/>
+    <w:p>
+      <w:pPr>
+        <w:ind w:left="720"/>
+      </w:pPr>
+      <w:r>
+        <w:rPr>
+          <w:u w:val="single"/>
+        </w:rPr>
+        <w:t>Requête</w:t>
+      </w:r>
+    </w:p>
     <w:p>
       <w:pPr>
         <w:ind w:left="708"/>
@@ -7303,16 +7516,6 @@
     </w:p>
     <w:p>
       <w:pPr>
-        <w:ind w:left="708"/>
-      </w:pPr>
-    </w:p>
-    <w:p>
-      <w:pPr>
-        <w:ind w:left="708"/>
-      </w:pPr>
-    </w:p>
-    <w:p>
-      <w:pPr>
         <w:pStyle w:val="Titre2"/>
         <w:numPr>
           <w:ilvl w:val="0"/>
@@ -7322,7 +7525,7 @@
           <w:color w:val="000000" w:themeColor="text1"/>
         </w:rPr>
       </w:pPr>
-      <w:bookmarkStart w:id="22" w:name="_Toc189510372"/>
+      <w:bookmarkStart w:id="22" w:name="_Toc190032017"/>
       <w:r>
         <w:rPr>
           <w:color w:val="000000" w:themeColor="text1"/>
@@ -7335,15 +7538,15 @@
     <w:p>
       <w:pPr>
         <w:ind w:firstLine="708"/>
-      </w:pPr>
-      <w:r>
-        <w:t xml:space="preserve">Jacques </w:t>
-      </w:r>
-      <w:r>
-        <w:t>peut</w:t>
-      </w:r>
-      <w:r>
-        <w:t xml:space="preserve"> accéder à la base de données, mais toujours sans droits spécifiques.</w:t>
+        <w:rPr>
+          <w:sz w:val="24"/>
+        </w:rPr>
+      </w:pPr>
+      <w:r>
+        <w:rPr>
+          <w:sz w:val="24"/>
+        </w:rPr>
+        <w:t>Jacques peut accéder à la base de données, mais toujours sans droits spécifiques.</w:t>
       </w:r>
     </w:p>
     <w:p>
@@ -7362,7 +7565,7 @@
           <w:color w:val="000000" w:themeColor="text1"/>
         </w:rPr>
       </w:pPr>
-      <w:bookmarkStart w:id="23" w:name="_Toc189510373"/>
+      <w:bookmarkStart w:id="23" w:name="_Toc190032018"/>
       <w:r>
         <w:rPr>
           <w:color w:val="000000" w:themeColor="text1"/>
@@ -7375,8 +7578,14 @@
     <w:p>
       <w:pPr>
         <w:ind w:left="360" w:firstLine="348"/>
-      </w:pPr>
-      <w:r>
+        <w:rPr>
+          <w:sz w:val="24"/>
+        </w:rPr>
+      </w:pPr>
+      <w:r>
+        <w:rPr>
+          <w:sz w:val="24"/>
+        </w:rPr>
         <w:t>Jacques ne peut toujours pas exécuter cette requête</w:t>
       </w:r>
     </w:p>
@@ -7402,7 +7611,7 @@
         </w:rPr>
         <w:t xml:space="preserve"> </w:t>
       </w:r>
-      <w:bookmarkStart w:id="24" w:name="_Toc189510374"/>
+      <w:bookmarkStart w:id="24" w:name="_Toc190032019"/>
       <w:r>
         <w:rPr>
           <w:color w:val="000000" w:themeColor="text1"/>
@@ -7417,7 +7626,17 @@
       </w:r>
       <w:bookmarkEnd w:id="24"/>
     </w:p>
-    <w:p/>
+    <w:p>
+      <w:pPr>
+        <w:ind w:left="720"/>
+      </w:pPr>
+      <w:r>
+        <w:rPr>
+          <w:u w:val="single"/>
+        </w:rPr>
+        <w:t>Requête</w:t>
+      </w:r>
+    </w:p>
     <w:p>
       <w:pPr>
         <w:ind w:left="708"/>
@@ -7492,7 +7711,7 @@
         </w:rPr>
         <w:t xml:space="preserve"> </w:t>
       </w:r>
-      <w:bookmarkStart w:id="25" w:name="_Toc189510375"/>
+      <w:bookmarkStart w:id="25" w:name="_Toc190032020"/>
       <w:r>
         <w:rPr>
           <w:color w:val="000000" w:themeColor="text1"/>
@@ -7501,13 +7720,32 @@
       </w:r>
       <w:bookmarkEnd w:id="25"/>
     </w:p>
-    <w:p/>
+    <w:p>
+      <w:pPr>
+        <w:ind w:left="720"/>
+      </w:pPr>
+      <w:r>
+        <w:t>Observation :</w:t>
+      </w:r>
+    </w:p>
     <w:p>
       <w:pPr>
         <w:ind w:left="708"/>
-      </w:pPr>
-      <w:r>
-        <w:t xml:space="preserve">             Jacques peut maintenant exécuter la requête </w:t>
+        <w:rPr>
+          <w:sz w:val="24"/>
+        </w:rPr>
+      </w:pPr>
+      <w:r>
+        <w:rPr>
+          <w:sz w:val="24"/>
+        </w:rPr>
+        <w:t xml:space="preserve"> </w:t>
+      </w:r>
+      <w:r>
+        <w:rPr>
+          <w:sz w:val="24"/>
+        </w:rPr>
+        <w:t xml:space="preserve">Jacques peut maintenant exécuter la requête </w:t>
       </w:r>
     </w:p>
     <w:p>
@@ -7532,7 +7770,7 @@
         </w:rPr>
         <w:t xml:space="preserve"> </w:t>
       </w:r>
-      <w:bookmarkStart w:id="26" w:name="_Toc189510376"/>
+      <w:bookmarkStart w:id="26" w:name="_Toc190032021"/>
       <w:r>
         <w:rPr>
           <w:color w:val="000000" w:themeColor="text1"/>
@@ -7547,7 +7785,17 @@
         <w:t> </w:t>
       </w:r>
     </w:p>
-    <w:p/>
+    <w:p>
+      <w:pPr>
+        <w:ind w:left="708"/>
+      </w:pPr>
+      <w:r>
+        <w:rPr>
+          <w:u w:val="single"/>
+        </w:rPr>
+        <w:t>Requête</w:t>
+      </w:r>
+    </w:p>
     <w:p>
       <w:pPr>
         <w:ind w:left="720"/>
@@ -7557,7 +7805,6 @@
           <w:noProof/>
           <w:lang w:eastAsia="fr-FR"/>
         </w:rPr>
-        <w:lastRenderedPageBreak/>
         <w:drawing>
           <wp:inline distT="0" distB="0" distL="0" distR="0">
             <wp:extent cx="4983912" cy="358171"/>
@@ -7623,7 +7870,7 @@
         </w:rPr>
         <w:t xml:space="preserve"> </w:t>
       </w:r>
-      <w:bookmarkStart w:id="27" w:name="_Toc189510377"/>
+      <w:bookmarkStart w:id="27" w:name="_Toc190032022"/>
       <w:r>
         <w:rPr>
           <w:color w:val="000000" w:themeColor="text1"/>
@@ -7632,7 +7879,17 @@
       </w:r>
       <w:bookmarkEnd w:id="27"/>
     </w:p>
-    <w:p/>
+    <w:p>
+      <w:pPr>
+        <w:ind w:left="708"/>
+      </w:pPr>
+      <w:r>
+        <w:rPr>
+          <w:u w:val="single"/>
+        </w:rPr>
+        <w:t>Requête</w:t>
+      </w:r>
+    </w:p>
     <w:p>
       <w:pPr>
         <w:ind w:left="720"/>
@@ -7692,11 +7949,6 @@
     </w:p>
     <w:p>
       <w:pPr>
-        <w:ind w:left="720"/>
-      </w:pPr>
-    </w:p>
-    <w:p>
-      <w:pPr>
         <w:pStyle w:val="Titre2"/>
         <w:numPr>
           <w:ilvl w:val="0"/>
@@ -7712,7 +7964,7 @@
         </w:rPr>
         <w:t xml:space="preserve"> </w:t>
       </w:r>
-      <w:bookmarkStart w:id="28" w:name="_Toc189510378"/>
+      <w:bookmarkStart w:id="28" w:name="_Toc190032023"/>
       <w:r>
         <w:rPr>
           <w:color w:val="000000" w:themeColor="text1"/>
@@ -7750,17 +8002,40 @@
     <w:p/>
     <w:p>
       <w:pPr>
+        <w:ind w:left="708"/>
+        <w:rPr>
+          <w:sz w:val="24"/>
+        </w:rPr>
+      </w:pPr>
+      <w:r>
+        <w:rPr>
+          <w:sz w:val="24"/>
+          <w:u w:val="single"/>
+        </w:rPr>
+        <w:t>Observation :</w:t>
+      </w:r>
+      <w:r>
+        <w:rPr>
+          <w:sz w:val="24"/>
+        </w:rPr>
+        <w:t xml:space="preserve"> </w:t>
+      </w:r>
+      <w:r>
+        <w:rPr>
+          <w:sz w:val="24"/>
+        </w:rPr>
+        <w:t>Jacques ne peut pas accorder cette autorisation car il n'a pas les droits nécessaires pour le faire.</w:t>
+      </w:r>
+    </w:p>
+    <w:p>
+      <w:pPr>
         <w:ind w:left="1080"/>
       </w:pPr>
-      <w:r>
-        <w:t xml:space="preserve">Jacques ne </w:t>
-      </w:r>
-      <w:r>
-        <w:t>peut</w:t>
-      </w:r>
-      <w:r>
-        <w:t xml:space="preserve"> pas accorder cette autorisation car il n'a pas les droits nécessaires pour le faire.</w:t>
-      </w:r>
+    </w:p>
+    <w:p>
+      <w:pPr>
+        <w:ind w:left="1080"/>
+      </w:pPr>
     </w:p>
     <w:p>
       <w:pPr>
@@ -7784,7 +8059,7 @@
         </w:rPr>
         <w:t xml:space="preserve"> </w:t>
       </w:r>
-      <w:bookmarkStart w:id="29" w:name="_Toc189510379"/>
+      <w:bookmarkStart w:id="29" w:name="_Toc190032024"/>
       <w:r>
         <w:rPr>
           <w:color w:val="000000" w:themeColor="text1"/>
@@ -7813,7 +8088,17 @@
         <w:t> </w:t>
       </w:r>
     </w:p>
-    <w:p/>
+    <w:p>
+      <w:pPr>
+        <w:ind w:left="720"/>
+      </w:pPr>
+      <w:r>
+        <w:rPr>
+          <w:u w:val="single"/>
+        </w:rPr>
+        <w:t>Requête</w:t>
+      </w:r>
+    </w:p>
     <w:p>
       <w:pPr>
         <w:ind w:left="708"/>
@@ -7888,7 +8173,7 @@
         </w:rPr>
         <w:t xml:space="preserve"> </w:t>
       </w:r>
-      <w:bookmarkStart w:id="30" w:name="_Toc189510380"/>
+      <w:bookmarkStart w:id="30" w:name="_Toc190032025"/>
       <w:r>
         <w:rPr>
           <w:color w:val="000000" w:themeColor="text1"/>
@@ -7898,6 +8183,17 @@
       <w:bookmarkEnd w:id="30"/>
     </w:p>
     <w:p/>
+    <w:p>
+      <w:pPr>
+        <w:ind w:left="360"/>
+      </w:pPr>
+      <w:r>
+        <w:rPr>
+          <w:u w:val="single"/>
+        </w:rPr>
+        <w:t>Requête</w:t>
+      </w:r>
+    </w:p>
     <w:p>
       <w:pPr>
         <w:ind w:left="360"/>
@@ -7972,7 +8268,7 @@
         </w:rPr>
         <w:t xml:space="preserve"> </w:t>
       </w:r>
-      <w:bookmarkStart w:id="31" w:name="_Toc189510381"/>
+      <w:bookmarkStart w:id="31" w:name="_Toc190032026"/>
       <w:r>
         <w:rPr>
           <w:color w:val="000000" w:themeColor="text1"/>
@@ -7990,16 +8286,54 @@
     <w:p/>
     <w:p>
       <w:pPr>
-        <w:ind w:left="1440"/>
-      </w:pPr>
-      <w:r>
-        <w:t xml:space="preserve">Jacques ne </w:t>
-      </w:r>
-      <w:r>
-        <w:t>peut</w:t>
-      </w:r>
-      <w:r>
-        <w:t xml:space="preserve"> pas exécuter cette requête.</w:t>
+        <w:rPr>
+          <w:sz w:val="24"/>
+        </w:rPr>
+      </w:pPr>
+      <w:r>
+        <w:rPr>
+          <w:sz w:val="24"/>
+        </w:rPr>
+        <w:t xml:space="preserve">       </w:t>
+      </w:r>
+      <w:r>
+        <w:rPr>
+          <w:sz w:val="24"/>
+          <w:u w:val="single"/>
+        </w:rPr>
+        <w:t>Resultat</w:t>
+      </w:r>
+      <w:r>
+        <w:rPr>
+          <w:sz w:val="24"/>
+        </w:rPr>
+        <w:t> </w:t>
+      </w:r>
+      <w:proofErr w:type="gramStart"/>
+      <w:r>
+        <w:rPr>
+          <w:sz w:val="24"/>
+        </w:rPr>
+        <w:t xml:space="preserve">: </w:t>
+      </w:r>
+      <w:r>
+        <w:rPr>
+          <w:sz w:val="24"/>
+        </w:rPr>
+        <w:t xml:space="preserve"> </w:t>
+      </w:r>
+      <w:r>
+        <w:rPr>
+          <w:sz w:val="24"/>
+        </w:rPr>
+        <w:t>Jacques</w:t>
+      </w:r>
+      <w:proofErr w:type="gramEnd"/>
+      <w:r>
+        <w:rPr>
+          <w:sz w:val="24"/>
+        </w:rPr>
+        <w:t xml:space="preserve"> ne peut pas exécuter cette requête.</w:t>
       </w:r>
     </w:p>
     <w:p>
@@ -8024,7 +8358,7 @@
         </w:rPr>
         <w:t xml:space="preserve"> </w:t>
       </w:r>
-      <w:bookmarkStart w:id="32" w:name="_Toc189510382"/>
+      <w:bookmarkStart w:id="32" w:name="_Toc190032027"/>
       <w:r>
         <w:rPr>
           <w:color w:val="000000" w:themeColor="text1"/>
@@ -8042,10 +8376,35 @@
     <w:p/>
     <w:p>
       <w:pPr>
-        <w:ind w:left="1440"/>
-      </w:pPr>
-      <w:r>
-        <w:t>Il faut accorder à nouveau le droit de sélection sur la table CATEGORIE à Jacques.</w:t>
+        <w:ind w:left="432"/>
+        <w:rPr>
+          <w:sz w:val="24"/>
+        </w:rPr>
+      </w:pPr>
+      <w:r>
+        <w:rPr>
+          <w:sz w:val="24"/>
+          <w:u w:val="single"/>
+        </w:rPr>
+        <w:t>Solution</w:t>
+      </w:r>
+      <w:r>
+        <w:rPr>
+          <w:sz w:val="24"/>
+        </w:rPr>
+        <w:t xml:space="preserve"> : </w:t>
+      </w:r>
+      <w:r>
+        <w:rPr>
+          <w:sz w:val="24"/>
+        </w:rPr>
+        <w:t>Il faudra</w:t>
+      </w:r>
+      <w:r>
+        <w:rPr>
+          <w:sz w:val="24"/>
+        </w:rPr>
+        <w:t xml:space="preserve"> accorder à nouveau le droit de sélection sur la table CATEGORIE à Jacques.</w:t>
       </w:r>
     </w:p>
     <w:p>
@@ -8070,7 +8429,7 @@
         </w:rPr>
         <w:t xml:space="preserve"> </w:t>
       </w:r>
-      <w:bookmarkStart w:id="33" w:name="_Toc189510383"/>
+      <w:bookmarkStart w:id="33" w:name="_Toc190032028"/>
       <w:r>
         <w:rPr>
           <w:color w:val="000000" w:themeColor="text1"/>
@@ -8078,6 +8437,22 @@
         <w:t>Instruction T-SQL pour accorder le droit de sélection sur CATEGORIE</w:t>
       </w:r>
       <w:bookmarkEnd w:id="33"/>
+    </w:p>
+    <w:p>
+      <w:pPr>
+        <w:pStyle w:val="Titre2"/>
+        <w:rPr>
+          <w:color w:val="000000" w:themeColor="text1"/>
+        </w:rPr>
+      </w:pPr>
+    </w:p>
+    <w:p>
+      <w:pPr>
+        <w:pStyle w:val="Titre2"/>
+        <w:rPr>
+          <w:color w:val="000000" w:themeColor="text1"/>
+        </w:rPr>
+      </w:pPr>
       <w:r>
         <w:rPr>
           <w:color w:val="000000" w:themeColor="text1"/>
@@ -8085,14 +8460,26 @@
         <w:t> </w:t>
       </w:r>
     </w:p>
-    <w:p/>
-    <w:p>
+    <w:p>
+      <w:pPr>
+        <w:ind w:left="360"/>
+      </w:pPr>
+      <w:r>
+        <w:rPr>
+          <w:u w:val="single"/>
+        </w:rPr>
+        <w:t>Requête</w:t>
+      </w:r>
+    </w:p>
+    <w:p>
+      <w:pPr>
+        <w:ind w:firstLine="360"/>
+      </w:pPr>
       <w:r>
         <w:rPr>
           <w:noProof/>
           <w:lang w:eastAsia="fr-FR"/>
         </w:rPr>
-        <w:lastRenderedPageBreak/>
         <w:drawing>
           <wp:inline distT="0" distB="0" distL="0" distR="0">
             <wp:extent cx="5247337" cy="662940"/>
@@ -8139,6 +8526,17 @@
     <w:p/>
     <w:p>
       <w:pPr>
+        <w:ind w:left="360"/>
+      </w:pPr>
+      <w:r>
+        <w:rPr>
+          <w:u w:val="single"/>
+        </w:rPr>
+        <w:t>Requête</w:t>
+      </w:r>
+    </w:p>
+    <w:p>
+      <w:pPr>
         <w:pStyle w:val="Titre2"/>
         <w:numPr>
           <w:ilvl w:val="0"/>
@@ -8160,7 +8558,7 @@
         </w:rPr>
         <w:t xml:space="preserve"> </w:t>
       </w:r>
-      <w:bookmarkStart w:id="34" w:name="_Toc189510384"/>
+      <w:bookmarkStart w:id="34" w:name="_Toc190032029"/>
       <w:r>
         <w:rPr>
           <w:color w:val="000000" w:themeColor="text1"/>
@@ -8186,6 +8584,7 @@
     <w:p>
       <w:pPr>
         <w:pStyle w:val="Sous-titre"/>
+        <w:ind w:firstLine="360"/>
         <w:rPr>
           <w:lang w:val="en-US"/>
         </w:rPr>
@@ -8288,11 +8687,20 @@
     </w:p>
     <w:p>
       <w:pPr>
+        <w:tabs>
+          <w:tab w:val="left" w:pos="2595"/>
+        </w:tabs>
         <w:ind w:left="720"/>
         <w:rPr>
           <w:lang w:val="en-US"/>
         </w:rPr>
       </w:pPr>
+      <w:r>
+        <w:rPr>
+          <w:lang w:val="en-US"/>
+        </w:rPr>
+        <w:tab/>
+      </w:r>
     </w:p>
     <w:p>
       <w:pPr>
@@ -8389,7 +8797,7 @@
     <w:sectPr>
       <w:footerReference w:type="default" r:id="rId37"/>
       <w:pgSz w:w="11906" w:h="16838"/>
-      <w:pgMar w:top="1417" w:right="1417" w:bottom="1417" w:left="1417" w:header="708" w:footer="708" w:gutter="0"/>
+      <w:pgMar w:top="1134" w:right="1418" w:bottom="1134" w:left="1418" w:header="340" w:footer="850" w:gutter="0"/>
       <w:pgBorders w:display="firstPage" w:offsetFrom="page">
         <w:top w:val="thinThickThinLargeGap" w:sz="24" w:space="24" w:color="auto"/>
         <w:left w:val="thinThickThinLargeGap" w:sz="24" w:space="24" w:color="auto"/>
@@ -8432,7 +8840,7 @@
 <w:ftr xmlns:wpc="http://schemas.microsoft.com/office/word/2010/wordprocessingCanvas" xmlns:mc="http://schemas.openxmlformats.org/markup-compatibility/2006" xmlns:o="urn:schemas-microsoft-com:office:office" xmlns:r="http://schemas.openxmlformats.org/officeDocument/2006/relationships" xmlns:m="http://schemas.openxmlformats.org/officeDocument/2006/math" xmlns:v="urn:schemas-microsoft-com:vml" xmlns:wp14="http://schemas.microsoft.com/office/word/2010/wordprocessingDrawing" xmlns:wp="http://schemas.openxmlformats.org/drawingml/2006/wordprocessingDrawing" xmlns:w10="urn:schemas-microsoft-com:office:word" xmlns:w="http://schemas.openxmlformats.org/wordprocessingml/2006/main" xmlns:w14="http://schemas.microsoft.com/office/word/2010/wordml" xmlns:w15="http://schemas.microsoft.com/office/word/2012/wordml" xmlns:wpg="http://schemas.microsoft.com/office/word/2010/wordprocessingGroup" xmlns:wpi="http://schemas.microsoft.com/office/word/2010/wordprocessingInk" xmlns:wne="http://schemas.microsoft.com/office/word/2006/wordml" xmlns:wps="http://schemas.microsoft.com/office/word/2010/wordprocessingShape" mc:Ignorable="w14 w15 wp14">
   <w:sdt>
     <w:sdtPr>
-      <w:id w:val="2129962705"/>
+      <w:id w:val="340602212"/>
       <w:docPartObj>
         <w:docPartGallery w:val="Page Numbers (Bottom of Page)"/>
         <w:docPartUnique/>
@@ -8458,7 +8866,7 @@
           <w:rPr>
             <w:noProof/>
           </w:rPr>
-          <w:t>1</w:t>
+          <w:t>2</w:t>
         </w:r>
         <w:r>
           <w:fldChar w:fldCharType="end"/>
@@ -8517,7 +8925,7 @@
         <w:rFonts w:ascii="Calibri" w:eastAsiaTheme="minorEastAsia" w:hAnsi="Calibri" w:cs="Calibri" w:hint="default"/>
       </w:rPr>
     </w:lvl>
-    <w:lvl w:ilvl="1" w:tplc="04090003" w:tentative="1">
+    <w:lvl w:ilvl="1" w:tplc="04090003">
       <w:start w:val="1"/>
       <w:numFmt w:val="bullet"/>
       <w:lvlText w:val="o"/>
@@ -9501,6 +9909,7 @@
   <w:style w:type="paragraph" w:default="1" w:styleId="Normal">
     <w:name w:val="Normal"/>
     <w:qFormat/>
+    <w:rsid w:val="005D6661"/>
   </w:style>
   <w:style w:type="paragraph" w:styleId="Titre1">
     <w:name w:val="heading 1"/>
@@ -9781,6 +10190,104 @@
       <w:lang w:val="en-US"/>
     </w:rPr>
   </w:style>
+  <w:style w:type="character" w:styleId="Marquedecommentaire">
+    <w:name w:val="annotation reference"/>
+    <w:basedOn w:val="Policepardfaut"/>
+    <w:uiPriority w:val="99"/>
+    <w:semiHidden/>
+    <w:unhideWhenUsed/>
+    <w:rsid w:val="00AF6C5E"/>
+    <w:rPr>
+      <w:sz w:val="16"/>
+      <w:szCs w:val="16"/>
+    </w:rPr>
+  </w:style>
+  <w:style w:type="paragraph" w:styleId="Commentaire">
+    <w:name w:val="annotation text"/>
+    <w:basedOn w:val="Normal"/>
+    <w:link w:val="CommentaireCar"/>
+    <w:uiPriority w:val="99"/>
+    <w:semiHidden/>
+    <w:unhideWhenUsed/>
+    <w:rsid w:val="00AF6C5E"/>
+    <w:pPr>
+      <w:spacing w:line="240" w:lineRule="auto"/>
+    </w:pPr>
+    <w:rPr>
+      <w:sz w:val="20"/>
+      <w:szCs w:val="20"/>
+    </w:rPr>
+  </w:style>
+  <w:style w:type="character" w:customStyle="1" w:styleId="CommentaireCar">
+    <w:name w:val="Commentaire Car"/>
+    <w:basedOn w:val="Policepardfaut"/>
+    <w:link w:val="Commentaire"/>
+    <w:uiPriority w:val="99"/>
+    <w:semiHidden/>
+    <w:rsid w:val="00AF6C5E"/>
+    <w:rPr>
+      <w:sz w:val="20"/>
+      <w:szCs w:val="20"/>
+    </w:rPr>
+  </w:style>
+  <w:style w:type="paragraph" w:styleId="Objetducommentaire">
+    <w:name w:val="annotation subject"/>
+    <w:basedOn w:val="Commentaire"/>
+    <w:next w:val="Commentaire"/>
+    <w:link w:val="ObjetducommentaireCar"/>
+    <w:uiPriority w:val="99"/>
+    <w:semiHidden/>
+    <w:unhideWhenUsed/>
+    <w:rsid w:val="00AF6C5E"/>
+    <w:rPr>
+      <w:b/>
+      <w:bCs/>
+    </w:rPr>
+  </w:style>
+  <w:style w:type="character" w:customStyle="1" w:styleId="ObjetducommentaireCar">
+    <w:name w:val="Objet du commentaire Car"/>
+    <w:basedOn w:val="CommentaireCar"/>
+    <w:link w:val="Objetducommentaire"/>
+    <w:uiPriority w:val="99"/>
+    <w:semiHidden/>
+    <w:rsid w:val="00AF6C5E"/>
+    <w:rPr>
+      <w:b/>
+      <w:bCs/>
+      <w:sz w:val="20"/>
+      <w:szCs w:val="20"/>
+    </w:rPr>
+  </w:style>
+  <w:style w:type="paragraph" w:styleId="Textedebulles">
+    <w:name w:val="Balloon Text"/>
+    <w:basedOn w:val="Normal"/>
+    <w:link w:val="TextedebullesCar"/>
+    <w:uiPriority w:val="99"/>
+    <w:semiHidden/>
+    <w:unhideWhenUsed/>
+    <w:rsid w:val="00AF6C5E"/>
+    <w:pPr>
+      <w:spacing w:after="0" w:line="240" w:lineRule="auto"/>
+    </w:pPr>
+    <w:rPr>
+      <w:rFonts w:ascii="Segoe UI" w:hAnsi="Segoe UI" w:cs="Segoe UI"/>
+      <w:sz w:val="18"/>
+      <w:szCs w:val="18"/>
+    </w:rPr>
+  </w:style>
+  <w:style w:type="character" w:customStyle="1" w:styleId="TextedebullesCar">
+    <w:name w:val="Texte de bulles Car"/>
+    <w:basedOn w:val="Policepardfaut"/>
+    <w:link w:val="Textedebulles"/>
+    <w:uiPriority w:val="99"/>
+    <w:semiHidden/>
+    <w:rsid w:val="00AF6C5E"/>
+    <w:rPr>
+      <w:rFonts w:ascii="Segoe UI" w:hAnsi="Segoe UI" w:cs="Segoe UI"/>
+      <w:sz w:val="18"/>
+      <w:szCs w:val="18"/>
+    </w:rPr>
+  </w:style>
 </w:styles>
 </file>
 
@@ -10050,7 +10557,7 @@
 </file>
 
 <file path=customXml/itemProps1.xml><?xml version="1.0" encoding="utf-8"?>
-<ds:datastoreItem xmlns:ds="http://schemas.openxmlformats.org/officeDocument/2006/customXml" ds:itemID="{DC37AA4A-30C4-421F-A48A-92EDF211522C}">
+<ds:datastoreItem xmlns:ds="http://schemas.openxmlformats.org/officeDocument/2006/customXml" ds:itemID="{A0ABE4F5-88F5-433E-86D6-60C7E1B99712}">
   <ds:schemaRefs>
     <ds:schemaRef ds:uri="http://schemas.openxmlformats.org/officeDocument/2006/bibliography"/>
   </ds:schemaRefs>
